--- a/docs/ClassBridge_Feature_Catalog.docx
+++ b/docs/ClassBridge_Feature_Catalog.docx
@@ -193,12 +193,12 @@
     </w:p>
     <w:p>
       <w:r>
-        <w:t>Version: 1.0</w:t>
-      </w:r>
-    </w:p>
-    <w:p>
-      <w:r>
-        <w:t>Date: 2026-03-08</w:t>
+        <w:t>Version: 1.1</w:t>
+      </w:r>
+    </w:p>
+    <w:p>
+      <w:r>
+        <w:t>Date: 2026-03-20</w:t>
       </w:r>
     </w:p>
     <w:p>
@@ -208,7 +208,7 @@
     </w:p>
     <w:p>
       <w:r>
-        <w:t>Source Data: 1,007 GitHub Issues (829 closed, 178 open) + REQUIREMENTS.md (60+ feature sections)</w:t>
+        <w:t>Source Data: 1,969 GitHub Issues + REQUIREMENTS.md (60+ feature sections)</w:t>
       </w:r>
     </w:p>
     <w:p>
@@ -244,15 +244,7 @@
         <w:pStyle w:val="ListBullet"/>
       </w:pPr>
       <w:r>
-        <w:t>855+ issues tracked across phases</w:t>
-      </w:r>
-    </w:p>
-    <w:p>
-      <w:pPr>
-        <w:pStyle w:val="ListBullet"/>
-      </w:pPr>
-      <w:r>
-        <w:t>682 closed (80% completion rate)</w:t>
+        <w:t>1,969 issues tracked across phases</w:t>
       </w:r>
     </w:p>
     <w:p>
@@ -292,7 +284,15 @@
         <w:pStyle w:val="ListBullet"/>
       </w:pPr>
       <w:r>
-        <w:t>333+ frontend tests, 288+ backend tests</w:t>
+        <w:t>1,004 backend tests</w:t>
+      </w:r>
+    </w:p>
+    <w:p>
+      <w:pPr>
+        <w:pStyle w:val="ListBullet"/>
+      </w:pPr>
+      <w:r>
+        <w:t>Production: classbridge.ca (live since March 6, 2026)</w:t>
       </w:r>
     </w:p>
     <w:p>
@@ -484,7 +484,39 @@
         <w:pStyle w:val="ListNumber"/>
       </w:pPr>
       <w:r>
+        <w:t>Pre-Launch Survey System</w:t>
+      </w:r>
+    </w:p>
+    <w:p>
+      <w:pPr>
+        <w:pStyle w:val="ListNumber"/>
+      </w:pPr>
+      <w:r>
+        <w:t>Bot Protection</w:t>
+      </w:r>
+    </w:p>
+    <w:p>
+      <w:pPr>
+        <w:pStyle w:val="ListNumber"/>
+      </w:pPr>
+      <w:r>
+        <w:t>Performance Optimization</w:t>
+      </w:r>
+    </w:p>
+    <w:p>
+      <w:pPr>
+        <w:pStyle w:val="ListNumber"/>
+      </w:pPr>
+      <w:r>
         <w:t>Course Planning (Phase 3)</w:t>
+      </w:r>
+    </w:p>
+    <w:p>
+      <w:pPr>
+        <w:pStyle w:val="ListNumber"/>
+      </w:pPr>
+      <w:r>
+        <w:t>WOW Features — Parent Value &amp; Engagement</w:t>
       </w:r>
     </w:p>
     <w:p>
@@ -1929,6 +1961,22 @@
         <w:pStyle w:val="ListBullet"/>
       </w:pPr>
       <w:r>
+        <w:t>Google Cloud Storage integration for production with SourceFile tracking (#1841)</w:t>
+      </w:r>
+    </w:p>
+    <w:p>
+      <w:pPr>
+        <w:pStyle w:val="ListBullet"/>
+      </w:pPr>
+      <w:r>
+        <w:t>Backfill migration for existing materials; original filenames as material titles</w:t>
+      </w:r>
+    </w:p>
+    <w:p>
+      <w:pPr>
+        <w:pStyle w:val="ListBullet"/>
+      </w:pPr>
+      <w:r>
         <w:t>Magic bytes validation prevents extension spoofing</w:t>
       </w:r>
     </w:p>
@@ -1967,6 +2015,22 @@
       </w:pPr>
       <w:r>
         <w:t>Soft delete (archive) with archived_at timestamp</w:t>
+      </w:r>
+    </w:p>
+    <w:p>
+      <w:pPr>
+        <w:pStyle w:val="ListBullet"/>
+      </w:pPr>
+      <w:r>
+        <w:t>Bulk archive button on class materials and CourseDetailPage (#1846, #1849, #1856)</w:t>
+      </w:r>
+    </w:p>
+    <w:p>
+      <w:pPr>
+        <w:pStyle w:val="ListBullet"/>
+      </w:pPr>
+      <w:r>
+        <w:t>Cascade archive/restore/delete to sub-materials</w:t>
       </w:r>
     </w:p>
     <w:p>
@@ -4352,7 +4416,7 @@
     </w:p>
     <w:p>
       <w:r>
-        <w:t>Status: PARTIAL (backend implemented, frontend in progress) | Issues: #1355-#1363</w:t>
+        <w:t>Status: IMPLEMENTED | Issues: #1355-#1363, #1779, #1778, #1921</w:t>
       </w:r>
     </w:p>
     <w:p>
@@ -4376,7 +4440,15 @@
         <w:pStyle w:val="ListBullet"/>
       </w:pPr>
       <w:r>
-        <w:t>Static YAML knowledge base (~200-500 chunks)</w:t>
+        <w:t>Expanded YAML knowledge base with additional articles (#1779, #1778, #1921)</w:t>
+      </w:r>
+    </w:p>
+    <w:p>
+      <w:pPr>
+        <w:pStyle w:val="ListBullet"/>
+      </w:pPr>
+      <w:r>
+        <w:t>Fixed chatbot search gaps and broken links (§6.103 requirements)</w:t>
       </w:r>
     </w:p>
     <w:p>
@@ -5187,8 +5259,45 @@
           </w:p>
         </w:tc>
       </w:tr>
+      <w:tr>
+        <w:tc>
+          <w:tcPr>
+            <w:tcW w:type="dxa" w:w="4703"/>
+            <w:shd w:fill="F0F7FA" w:val="clear"/>
+          </w:tcPr>
+          <w:p>
+            <w:r>
+              <w:rPr>
+                <w:rFonts w:ascii="Calibri" w:hAnsi="Calibri"/>
+                <w:sz w:val="20"/>
+              </w:rPr>
+              <w:t>Bot Protection</w:t>
+            </w:r>
+          </w:p>
+        </w:tc>
+        <w:tc>
+          <w:tcPr>
+            <w:tcW w:type="dxa" w:w="4703"/>
+            <w:shd w:fill="F0F7FA" w:val="clear"/>
+          </w:tcPr>
+          <w:p>
+            <w:r>
+              <w:rPr>
+                <w:rFonts w:ascii="Calibri" w:hAnsi="Calibri"/>
+                <w:sz w:val="20"/>
+              </w:rPr>
+              <w:t>Honeypot hidden field + minimum completion time validation (#1934, #1935)</w:t>
+            </w:r>
+          </w:p>
+        </w:tc>
+      </w:tr>
     </w:tbl>
     <w:p/>
+    <w:p>
+      <w:r>
+        <w:t>Bot protection applied to all public forms: survey, waitlist signup, registration, login.</w:t>
+      </w:r>
+    </w:p>
     <w:p>
       <w:pPr>
         <w:pStyle w:val="Heading3"/>
@@ -6626,7 +6735,317 @@
         <w:pStyle w:val="Heading3"/>
       </w:pPr>
       <w:r>
-        <w:t>20.9 Mobile Responsive</w:t>
+        <w:t>20.9 UI/UX Polish (March 2026)</w:t>
+      </w:r>
+    </w:p>
+    <w:p>
+      <w:r>
+        <w:t>Status: IMPLEMENTED</w:t>
+      </w:r>
+    </w:p>
+    <w:tbl>
+      <w:tblPr>
+        <w:tblStyle w:val="TableGrid"/>
+        <w:tblW w:type="auto" w:w="0"/>
+        <w:jc w:val="left"/>
+        <w:tblLook w:firstColumn="1" w:firstRow="1" w:lastColumn="0" w:lastRow="0" w:noHBand="0" w:noVBand="1" w:val="04A0"/>
+      </w:tblPr>
+      <w:tblGrid>
+        <w:gridCol w:w="4703"/>
+        <w:gridCol w:w="4703"/>
+      </w:tblGrid>
+      <w:tr>
+        <w:tc>
+          <w:tcPr>
+            <w:tcW w:type="dxa" w:w="4703"/>
+            <w:shd w:fill="1B4F72" w:val="clear"/>
+          </w:tcPr>
+          <w:p>
+            <w:r>
+              <w:rPr>
+                <w:rFonts w:ascii="Calibri" w:hAnsi="Calibri"/>
+                <w:b/>
+                <w:color w:val="FFFFFF"/>
+                <w:sz w:val="20"/>
+              </w:rPr>
+              <w:t>Fix</w:t>
+            </w:r>
+          </w:p>
+        </w:tc>
+        <w:tc>
+          <w:tcPr>
+            <w:tcW w:type="dxa" w:w="4703"/>
+            <w:shd w:fill="1B4F72" w:val="clear"/>
+          </w:tcPr>
+          <w:p>
+            <w:r>
+              <w:rPr>
+                <w:rFonts w:ascii="Calibri" w:hAnsi="Calibri"/>
+                <w:b/>
+                <w:color w:val="FFFFFF"/>
+                <w:sz w:val="20"/>
+              </w:rPr>
+              <w:t>Issue</w:t>
+            </w:r>
+          </w:p>
+        </w:tc>
+      </w:tr>
+      <w:tr>
+        <w:tc>
+          <w:tcPr>
+            <w:tcW w:type="dxa" w:w="4703"/>
+          </w:tcPr>
+          <w:p>
+            <w:r>
+              <w:rPr>
+                <w:rFonts w:ascii="Calibri" w:hAnsi="Calibri"/>
+                <w:sz w:val="20"/>
+              </w:rPr>
+              <w:t>Sidebar position:fixed to prevent hover layout shift</w:t>
+            </w:r>
+          </w:p>
+        </w:tc>
+        <w:tc>
+          <w:tcPr>
+            <w:tcW w:type="dxa" w:w="4703"/>
+          </w:tcPr>
+          <w:p>
+            <w:r>
+              <w:rPr>
+                <w:rFonts w:ascii="Calibri" w:hAnsi="Calibri"/>
+                <w:sz w:val="20"/>
+              </w:rPr>
+              <w:t>#1922</w:t>
+            </w:r>
+          </w:p>
+        </w:tc>
+      </w:tr>
+      <w:tr>
+        <w:tc>
+          <w:tcPr>
+            <w:tcW w:type="dxa" w:w="4703"/>
+            <w:shd w:fill="F0F7FA" w:val="clear"/>
+          </w:tcPr>
+          <w:p>
+            <w:r>
+              <w:rPr>
+                <w:rFonts w:ascii="Calibri" w:hAnsi="Calibri"/>
+                <w:sz w:val="20"/>
+              </w:rPr>
+              <w:t>Wizard class dropdown filtered by selected child</w:t>
+            </w:r>
+          </w:p>
+        </w:tc>
+        <w:tc>
+          <w:tcPr>
+            <w:tcW w:type="dxa" w:w="4703"/>
+            <w:shd w:fill="F0F7FA" w:val="clear"/>
+          </w:tcPr>
+          <w:p>
+            <w:r>
+              <w:rPr>
+                <w:rFonts w:ascii="Calibri" w:hAnsi="Calibri"/>
+                <w:sz w:val="20"/>
+              </w:rPr>
+              <w:t>#1923</w:t>
+            </w:r>
+          </w:p>
+        </w:tc>
+      </w:tr>
+      <w:tr>
+        <w:tc>
+          <w:tcPr>
+            <w:tcW w:type="dxa" w:w="4703"/>
+          </w:tcPr>
+          <w:p>
+            <w:r>
+              <w:rPr>
+                <w:rFonts w:ascii="Calibri" w:hAnsi="Calibri"/>
+                <w:sz w:val="20"/>
+              </w:rPr>
+              <w:t>Child selector on upload modal for course-materials page</w:t>
+            </w:r>
+          </w:p>
+        </w:tc>
+        <w:tc>
+          <w:tcPr>
+            <w:tcW w:type="dxa" w:w="4703"/>
+          </w:tcPr>
+          <w:p>
+            <w:r>
+              <w:rPr>
+                <w:rFonts w:ascii="Calibri" w:hAnsi="Calibri"/>
+                <w:sz w:val="20"/>
+              </w:rPr>
+              <w:t>#1907</w:t>
+            </w:r>
+          </w:p>
+        </w:tc>
+      </w:tr>
+      <w:tr>
+        <w:tc>
+          <w:tcPr>
+            <w:tcW w:type="dxa" w:w="4703"/>
+            <w:shd w:fill="F0F7FA" w:val="clear"/>
+          </w:tcPr>
+          <w:p>
+            <w:r>
+              <w:rPr>
+                <w:rFonts w:ascii="Calibri" w:hAnsi="Calibri"/>
+                <w:sz w:val="20"/>
+              </w:rPr>
+              <w:t>Consistent generation spinners across AI tools</w:t>
+            </w:r>
+          </w:p>
+        </w:tc>
+        <w:tc>
+          <w:tcPr>
+            <w:tcW w:type="dxa" w:w="4703"/>
+            <w:shd w:fill="F0F7FA" w:val="clear"/>
+          </w:tcPr>
+          <w:p>
+            <w:r>
+              <w:rPr>
+                <w:rFonts w:ascii="Calibri" w:hAnsi="Calibri"/>
+                <w:sz w:val="20"/>
+              </w:rPr>
+              <w:t>#1904</w:t>
+            </w:r>
+          </w:p>
+        </w:tc>
+      </w:tr>
+      <w:tr>
+        <w:tc>
+          <w:tcPr>
+            <w:tcW w:type="dxa" w:w="4703"/>
+          </w:tcPr>
+          <w:p>
+            <w:r>
+              <w:rPr>
+                <w:rFonts w:ascii="Calibri" w:hAnsi="Calibri"/>
+                <w:sz w:val="20"/>
+              </w:rPr>
+              <w:t>FAB Class Material opens UploadMaterialWizard inline</w:t>
+            </w:r>
+          </w:p>
+        </w:tc>
+        <w:tc>
+          <w:tcPr>
+            <w:tcW w:type="dxa" w:w="4703"/>
+          </w:tcPr>
+          <w:p>
+            <w:r>
+              <w:rPr>
+                <w:rFonts w:ascii="Calibri" w:hAnsi="Calibri"/>
+                <w:sz w:val="20"/>
+              </w:rPr>
+              <w:t>#1931</w:t>
+            </w:r>
+          </w:p>
+        </w:tc>
+      </w:tr>
+      <w:tr>
+        <w:tc>
+          <w:tcPr>
+            <w:tcW w:type="dxa" w:w="4703"/>
+            <w:shd w:fill="F0F7FA" w:val="clear"/>
+          </w:tcPr>
+          <w:p>
+            <w:r>
+              <w:rPr>
+                <w:rFonts w:ascii="Calibri" w:hAnsi="Calibri"/>
+                <w:sz w:val="20"/>
+              </w:rPr>
+              <w:t>Recent Activity panel expands in simplified view</w:t>
+            </w:r>
+          </w:p>
+        </w:tc>
+        <w:tc>
+          <w:tcPr>
+            <w:tcW w:type="dxa" w:w="4703"/>
+            <w:shd w:fill="F0F7FA" w:val="clear"/>
+          </w:tcPr>
+          <w:p>
+            <w:r>
+              <w:rPr>
+                <w:rFonts w:ascii="Calibri" w:hAnsi="Calibri"/>
+                <w:sz w:val="20"/>
+              </w:rPr>
+              <w:t>#1945</w:t>
+            </w:r>
+          </w:p>
+        </w:tc>
+      </w:tr>
+      <w:tr>
+        <w:tc>
+          <w:tcPr>
+            <w:tcW w:type="dxa" w:w="4703"/>
+          </w:tcPr>
+          <w:p>
+            <w:r>
+              <w:rPr>
+                <w:rFonts w:ascii="Calibri" w:hAnsi="Calibri"/>
+                <w:sz w:val="20"/>
+              </w:rPr>
+              <w:t>Create Class button visible text CTA</w:t>
+            </w:r>
+          </w:p>
+        </w:tc>
+        <w:tc>
+          <w:tcPr>
+            <w:tcW w:type="dxa" w:w="4703"/>
+          </w:tcPr>
+          <w:p>
+            <w:r>
+              <w:rPr>
+                <w:rFonts w:ascii="Calibri" w:hAnsi="Calibri"/>
+                <w:sz w:val="20"/>
+              </w:rPr>
+              <w:t>#1950</w:t>
+            </w:r>
+          </w:p>
+        </w:tc>
+      </w:tr>
+      <w:tr>
+        <w:tc>
+          <w:tcPr>
+            <w:tcW w:type="dxa" w:w="4703"/>
+            <w:shd w:fill="F0F7FA" w:val="clear"/>
+          </w:tcPr>
+          <w:p>
+            <w:r>
+              <w:rPr>
+                <w:rFonts w:ascii="Calibri" w:hAnsi="Calibri"/>
+                <w:sz w:val="20"/>
+              </w:rPr>
+              <w:t>MyKidsPage upload modal child selector + class filtering</w:t>
+            </w:r>
+          </w:p>
+        </w:tc>
+        <w:tc>
+          <w:tcPr>
+            <w:tcW w:type="dxa" w:w="4703"/>
+            <w:shd w:fill="F0F7FA" w:val="clear"/>
+          </w:tcPr>
+          <w:p>
+            <w:r>
+              <w:rPr>
+                <w:rFonts w:ascii="Calibri" w:hAnsi="Calibri"/>
+                <w:sz w:val="20"/>
+              </w:rPr>
+              <w:t>#1952</w:t>
+            </w:r>
+          </w:p>
+        </w:tc>
+      </w:tr>
+    </w:tbl>
+    <w:p/>
+    <w:p>
+      <w:pPr>
+        <w:pStyle w:val="Heading3"/>
+      </w:pPr>
+      <w:r>
+        <w:t>20.10 Mobile Responsive</w:t>
       </w:r>
     </w:p>
     <w:p>
@@ -6671,7 +7090,7 @@
         <w:pStyle w:val="Heading3"/>
       </w:pPr>
       <w:r>
-        <w:t>20.10 Interactive Tutorials</w:t>
+        <w:t>20.11 Interactive Tutorials</w:t>
       </w:r>
     </w:p>
     <w:p>
@@ -7547,7 +7966,44 @@
         <w:pStyle w:val="Heading3"/>
       </w:pPr>
       <w:r>
-        <w:t>Components</w:t>
+        <w:t>Digital Wallet</w:t>
+      </w:r>
+    </w:p>
+    <w:p>
+      <w:r>
+        <w:t>Status: IMPLEMENTED | Issues: #1854</w:t>
+      </w:r>
+    </w:p>
+    <w:p>
+      <w:pPr>
+        <w:pStyle w:val="ListBullet"/>
+      </w:pPr>
+      <w:r>
+        <w:t>Credit package system with tiers</w:t>
+      </w:r>
+    </w:p>
+    <w:p>
+      <w:pPr>
+        <w:pStyle w:val="ListBullet"/>
+      </w:pPr>
+      <w:r>
+        <w:t>Transaction tracking</w:t>
+      </w:r>
+    </w:p>
+    <w:p>
+      <w:pPr>
+        <w:pStyle w:val="ListBullet"/>
+      </w:pPr>
+      <w:r>
+        <w:t>Wallet balance management</w:t>
+      </w:r>
+    </w:p>
+    <w:p>
+      <w:pPr>
+        <w:pStyle w:val="Heading3"/>
+      </w:pPr>
+      <w:r>
+        <w:t>Planned Components</w:t>
       </w:r>
     </w:p>
     <w:p>
@@ -7563,14 +8019,6 @@
         <w:pStyle w:val="ListBullet"/>
       </w:pPr>
       <w:r>
-        <w:t>Digital Wallet: Per-user balance, auto-refill, transaction history</w:t>
-      </w:r>
-    </w:p>
-    <w:p>
-      <w:pPr>
-        <w:pStyle w:val="ListBullet"/>
-      </w:pPr>
-      <w:r>
         <w:t>Invoice Module: Auto-increment numbers, line items, 13% HST, branded PDF</w:t>
       </w:r>
     </w:p>
@@ -7579,7 +8027,574 @@
         <w:pStyle w:val="Heading2"/>
       </w:pPr>
       <w:r>
-        <w:t>23. Course Planning (Phase 3)</w:t>
+        <w:t>23. Pre-Launch Survey System</w:t>
+      </w:r>
+    </w:p>
+    <w:p>
+      <w:r>
+        <w:t>Status: IMPLEMENTED | Issues: #1890-#1894</w:t>
+      </w:r>
+    </w:p>
+    <w:p>
+      <w:pPr>
+        <w:pStyle w:val="Heading3"/>
+      </w:pPr>
+      <w:r>
+        <w:t>Survey Flow</w:t>
+      </w:r>
+    </w:p>
+    <w:p>
+      <w:pPr>
+        <w:pStyle w:val="ListNumber"/>
+      </w:pPr>
+      <w:r>
+        <w:t>Public survey page at /survey with role selection (parent / student / teacher)</w:t>
+      </w:r>
+    </w:p>
+    <w:p>
+      <w:pPr>
+        <w:pStyle w:val="ListNumber"/>
+      </w:pPr>
+      <w:r>
+        <w:t>8-10 role-specific questions per audience</w:t>
+      </w:r>
+    </w:p>
+    <w:p>
+      <w:pPr>
+        <w:pStyle w:val="ListNumber"/>
+      </w:pPr>
+      <w:r>
+        <w:t>Question types: single_select, multi_select, likert, likert_matrix, free_text</w:t>
+      </w:r>
+    </w:p>
+    <w:p>
+      <w:pPr>
+        <w:pStyle w:val="ListNumber"/>
+      </w:pPr>
+      <w:r>
+        <w:t>Session-based anonymous responses with sessionStorage persistence</w:t>
+      </w:r>
+    </w:p>
+    <w:p>
+      <w:pPr>
+        <w:pStyle w:val="ListNumber"/>
+      </w:pPr>
+      <w:r>
+        <w:t>Waitlist link presented after survey completion</w:t>
+      </w:r>
+    </w:p>
+    <w:p>
+      <w:pPr>
+        <w:pStyle w:val="Heading3"/>
+      </w:pPr>
+      <w:r>
+        <w:t>Bot Protection</w:t>
+      </w:r>
+    </w:p>
+    <w:p>
+      <w:pPr>
+        <w:pStyle w:val="ListBullet"/>
+      </w:pPr>
+      <w:r>
+        <w:t>Honeypot hidden field + minimum completion time validation (#1934, #1935)</w:t>
+      </w:r>
+    </w:p>
+    <w:p>
+      <w:pPr>
+        <w:pStyle w:val="Heading3"/>
+      </w:pPr>
+      <w:r>
+        <w:t>Admin Analytics Dashboard</w:t>
+      </w:r>
+    </w:p>
+    <w:p>
+      <w:pPr>
+        <w:pStyle w:val="ListBullet"/>
+      </w:pPr>
+      <w:r>
+        <w:t>Response analytics with horizontal bar charts, pie charts, matrix views</w:t>
+      </w:r>
+    </w:p>
+    <w:p>
+      <w:pPr>
+        <w:pStyle w:val="ListBullet"/>
+      </w:pPr>
+      <w:r>
+        <w:t>Admin email + in-app notifications on survey completion</w:t>
+      </w:r>
+    </w:p>
+    <w:p>
+      <w:pPr>
+        <w:pStyle w:val="ListBullet"/>
+      </w:pPr>
+      <w:r>
+        <w:t>Per-question breakdown by role</w:t>
+      </w:r>
+    </w:p>
+    <w:p>
+      <w:pPr>
+        <w:pStyle w:val="Heading2"/>
+      </w:pPr>
+      <w:r>
+        <w:t>24. Bot Protection</w:t>
+      </w:r>
+    </w:p>
+    <w:p>
+      <w:r>
+        <w:t>Status: IMPLEMENTED | Issues: #1934, #1935</w:t>
+      </w:r>
+    </w:p>
+    <w:p>
+      <w:pPr>
+        <w:pStyle w:val="ListBullet"/>
+      </w:pPr>
+      <w:r>
+        <w:t>Honeypot hidden field (invisible to users, traps bots)</w:t>
+      </w:r>
+    </w:p>
+    <w:p>
+      <w:pPr>
+        <w:pStyle w:val="ListBullet"/>
+      </w:pPr>
+      <w:r>
+        <w:t>Minimum completion time validation (rejects instant submissions)</w:t>
+      </w:r>
+    </w:p>
+    <w:p>
+      <w:pPr>
+        <w:pStyle w:val="ListBullet"/>
+      </w:pPr>
+      <w:r>
+        <w:t>Applied to all public forms: survey, waitlist signup, registration, login</w:t>
+      </w:r>
+    </w:p>
+    <w:p>
+      <w:pPr>
+        <w:pStyle w:val="Heading2"/>
+      </w:pPr>
+      <w:r>
+        <w:t>25. Performance Optimization</w:t>
+      </w:r>
+    </w:p>
+    <w:p>
+      <w:r>
+        <w:t>Status: IMPLEMENTED | Issues: #1954-#1967</w:t>
+      </w:r>
+    </w:p>
+    <w:p>
+      <w:pPr>
+        <w:pStyle w:val="Heading3"/>
+      </w:pPr>
+      <w:r>
+        <w:t>Backend Optimizations</w:t>
+      </w:r>
+    </w:p>
+    <w:tbl>
+      <w:tblPr>
+        <w:tblStyle w:val="TableGrid"/>
+        <w:tblW w:type="auto" w:w="0"/>
+        <w:jc w:val="left"/>
+        <w:tblLook w:firstColumn="1" w:firstRow="1" w:lastColumn="0" w:lastRow="0" w:noHBand="0" w:noVBand="1" w:val="04A0"/>
+      </w:tblPr>
+      <w:tblGrid>
+        <w:gridCol w:w="4703"/>
+        <w:gridCol w:w="4703"/>
+      </w:tblGrid>
+      <w:tr>
+        <w:tc>
+          <w:tcPr>
+            <w:tcW w:type="dxa" w:w="4703"/>
+            <w:shd w:fill="1B4F72" w:val="clear"/>
+          </w:tcPr>
+          <w:p>
+            <w:r>
+              <w:rPr>
+                <w:rFonts w:ascii="Calibri" w:hAnsi="Calibri"/>
+                <w:b/>
+                <w:color w:val="FFFFFF"/>
+                <w:sz w:val="20"/>
+              </w:rPr>
+              <w:t>Optimization</w:t>
+            </w:r>
+          </w:p>
+        </w:tc>
+        <w:tc>
+          <w:tcPr>
+            <w:tcW w:type="dxa" w:w="4703"/>
+            <w:shd w:fill="1B4F72" w:val="clear"/>
+          </w:tcPr>
+          <w:p>
+            <w:r>
+              <w:rPr>
+                <w:rFonts w:ascii="Calibri" w:hAnsi="Calibri"/>
+                <w:b/>
+                <w:color w:val="FFFFFF"/>
+                <w:sz w:val="20"/>
+              </w:rPr>
+              <w:t>Detail</w:t>
+            </w:r>
+          </w:p>
+        </w:tc>
+      </w:tr>
+      <w:tr>
+        <w:tc>
+          <w:tcPr>
+            <w:tcW w:type="dxa" w:w="4703"/>
+          </w:tcPr>
+          <w:p>
+            <w:r>
+              <w:rPr>
+                <w:rFonts w:ascii="Calibri" w:hAnsi="Calibri"/>
+                <w:sz w:val="20"/>
+              </w:rPr>
+              <w:t>N+1 query elimination</w:t>
+            </w:r>
+          </w:p>
+        </w:tc>
+        <w:tc>
+          <w:tcPr>
+            <w:tcW w:type="dxa" w:w="4703"/>
+          </w:tcPr>
+          <w:p>
+            <w:r>
+              <w:rPr>
+                <w:rFonts w:ascii="Calibri" w:hAnsi="Calibri"/>
+                <w:sz w:val="20"/>
+              </w:rPr>
+              <w:t>Eager loading (selectinload) across 7 route files</w:t>
+            </w:r>
+          </w:p>
+        </w:tc>
+      </w:tr>
+      <w:tr>
+        <w:tc>
+          <w:tcPr>
+            <w:tcW w:type="dxa" w:w="4703"/>
+            <w:shd w:fill="F0F7FA" w:val="clear"/>
+          </w:tcPr>
+          <w:p>
+            <w:r>
+              <w:rPr>
+                <w:rFonts w:ascii="Calibri" w:hAnsi="Calibri"/>
+                <w:sz w:val="20"/>
+              </w:rPr>
+              <w:t>Database indexes</w:t>
+            </w:r>
+          </w:p>
+        </w:tc>
+        <w:tc>
+          <w:tcPr>
+            <w:tcW w:type="dxa" w:w="4703"/>
+            <w:shd w:fill="F0F7FA" w:val="clear"/>
+          </w:tcPr>
+          <w:p>
+            <w:r>
+              <w:rPr>
+                <w:rFonts w:ascii="Calibri" w:hAnsi="Calibri"/>
+                <w:sz w:val="20"/>
+              </w:rPr>
+              <w:t>16 new indexes across 11 models</w:t>
+            </w:r>
+          </w:p>
+        </w:tc>
+      </w:tr>
+      <w:tr>
+        <w:tc>
+          <w:tcPr>
+            <w:tcW w:type="dxa" w:w="4703"/>
+          </w:tcPr>
+          <w:p>
+            <w:r>
+              <w:rPr>
+                <w:rFonts w:ascii="Calibri" w:hAnsi="Calibri"/>
+                <w:sz w:val="20"/>
+              </w:rPr>
+              <w:t>Connection pooling</w:t>
+            </w:r>
+          </w:p>
+        </w:tc>
+        <w:tc>
+          <w:tcPr>
+            <w:tcW w:type="dxa" w:w="4703"/>
+          </w:tcPr>
+          <w:p>
+            <w:r>
+              <w:rPr>
+                <w:rFonts w:ascii="Calibri" w:hAnsi="Calibri"/>
+                <w:sz w:val="20"/>
+              </w:rPr>
+              <w:t>PostgreSQL pool_size=10, max_overflow=20, pool_pre_ping</w:t>
+            </w:r>
+          </w:p>
+        </w:tc>
+      </w:tr>
+      <w:tr>
+        <w:tc>
+          <w:tcPr>
+            <w:tcW w:type="dxa" w:w="4703"/>
+            <w:shd w:fill="F0F7FA" w:val="clear"/>
+          </w:tcPr>
+          <w:p>
+            <w:r>
+              <w:rPr>
+                <w:rFonts w:ascii="Calibri" w:hAnsi="Calibri"/>
+                <w:sz w:val="20"/>
+              </w:rPr>
+              <w:t>Token blacklist cache</w:t>
+            </w:r>
+          </w:p>
+        </w:tc>
+        <w:tc>
+          <w:tcPr>
+            <w:tcW w:type="dxa" w:w="4703"/>
+            <w:shd w:fill="F0F7FA" w:val="clear"/>
+          </w:tcPr>
+          <w:p>
+            <w:r>
+              <w:rPr>
+                <w:rFonts w:ascii="Calibri" w:hAnsi="Calibri"/>
+                <w:sz w:val="20"/>
+              </w:rPr>
+              <w:t>In-memory cache (60s TTL), eliminates per-request DB query</w:t>
+            </w:r>
+          </w:p>
+        </w:tc>
+      </w:tr>
+      <w:tr>
+        <w:tc>
+          <w:tcPr>
+            <w:tcW w:type="dxa" w:w="4703"/>
+          </w:tcPr>
+          <w:p>
+            <w:r>
+              <w:rPr>
+                <w:rFonts w:ascii="Calibri" w:hAnsi="Calibri"/>
+                <w:sz w:val="20"/>
+              </w:rPr>
+              <w:t>Dashboard pagination</w:t>
+            </w:r>
+          </w:p>
+        </w:tc>
+        <w:tc>
+          <w:tcPr>
+            <w:tcW w:type="dxa" w:w="4703"/>
+          </w:tcPr>
+          <w:p>
+            <w:r>
+              <w:rPr>
+                <w:rFonts w:ascii="Calibri" w:hAnsi="Calibri"/>
+                <w:sz w:val="20"/>
+              </w:rPr>
+              <w:t>Tasks capped at 20, conversations at 10</w:t>
+            </w:r>
+          </w:p>
+        </w:tc>
+      </w:tr>
+      <w:tr>
+        <w:tc>
+          <w:tcPr>
+            <w:tcW w:type="dxa" w:w="4703"/>
+            <w:shd w:fill="F0F7FA" w:val="clear"/>
+          </w:tcPr>
+          <w:p>
+            <w:r>
+              <w:rPr>
+                <w:rFonts w:ascii="Calibri" w:hAnsi="Calibri"/>
+                <w:sz w:val="20"/>
+              </w:rPr>
+              <w:t>Batch enrollment API</w:t>
+            </w:r>
+          </w:p>
+        </w:tc>
+        <w:tc>
+          <w:tcPr>
+            <w:tcW w:type="dxa" w:w="4703"/>
+            <w:shd w:fill="F0F7FA" w:val="clear"/>
+          </w:tcPr>
+          <w:p>
+            <w:r>
+              <w:rPr>
+                <w:rFonts w:ascii="Calibri" w:hAnsi="Calibri"/>
+                <w:sz w:val="20"/>
+              </w:rPr>
+              <w:t>Single call replaces N individual enrollment status checks</w:t>
+            </w:r>
+          </w:p>
+        </w:tc>
+      </w:tr>
+    </w:tbl>
+    <w:p/>
+    <w:p>
+      <w:pPr>
+        <w:pStyle w:val="Heading3"/>
+      </w:pPr>
+      <w:r>
+        <w:t>Frontend Optimizations</w:t>
+      </w:r>
+    </w:p>
+    <w:tbl>
+      <w:tblPr>
+        <w:tblStyle w:val="TableGrid"/>
+        <w:tblW w:type="auto" w:w="0"/>
+        <w:jc w:val="left"/>
+        <w:tblLook w:firstColumn="1" w:firstRow="1" w:lastColumn="0" w:lastRow="0" w:noHBand="0" w:noVBand="1" w:val="04A0"/>
+      </w:tblPr>
+      <w:tblGrid>
+        <w:gridCol w:w="4703"/>
+        <w:gridCol w:w="4703"/>
+      </w:tblGrid>
+      <w:tr>
+        <w:tc>
+          <w:tcPr>
+            <w:tcW w:type="dxa" w:w="4703"/>
+            <w:shd w:fill="1B4F72" w:val="clear"/>
+          </w:tcPr>
+          <w:p>
+            <w:r>
+              <w:rPr>
+                <w:rFonts w:ascii="Calibri" w:hAnsi="Calibri"/>
+                <w:b/>
+                <w:color w:val="FFFFFF"/>
+                <w:sz w:val="20"/>
+              </w:rPr>
+              <w:t>Optimization</w:t>
+            </w:r>
+          </w:p>
+        </w:tc>
+        <w:tc>
+          <w:tcPr>
+            <w:tcW w:type="dxa" w:w="4703"/>
+            <w:shd w:fill="1B4F72" w:val="clear"/>
+          </w:tcPr>
+          <w:p>
+            <w:r>
+              <w:rPr>
+                <w:rFonts w:ascii="Calibri" w:hAnsi="Calibri"/>
+                <w:b/>
+                <w:color w:val="FFFFFF"/>
+                <w:sz w:val="20"/>
+              </w:rPr>
+              <w:t>Detail</w:t>
+            </w:r>
+          </w:p>
+        </w:tc>
+      </w:tr>
+      <w:tr>
+        <w:tc>
+          <w:tcPr>
+            <w:tcW w:type="dxa" w:w="4703"/>
+          </w:tcPr>
+          <w:p>
+            <w:r>
+              <w:rPr>
+                <w:rFonts w:ascii="Calibri" w:hAnsi="Calibri"/>
+                <w:sz w:val="20"/>
+              </w:rPr>
+              <w:t>Axios timeout</w:t>
+            </w:r>
+          </w:p>
+        </w:tc>
+        <w:tc>
+          <w:tcPr>
+            <w:tcW w:type="dxa" w:w="4703"/>
+          </w:tcPr>
+          <w:p>
+            <w:r>
+              <w:rPr>
+                <w:rFonts w:ascii="Calibri" w:hAnsi="Calibri"/>
+                <w:sz w:val="20"/>
+              </w:rPr>
+              <w:t>30s default, 120s for AI/upload operations</w:t>
+            </w:r>
+          </w:p>
+        </w:tc>
+      </w:tr>
+      <w:tr>
+        <w:tc>
+          <w:tcPr>
+            <w:tcW w:type="dxa" w:w="4703"/>
+            <w:shd w:fill="F0F7FA" w:val="clear"/>
+          </w:tcPr>
+          <w:p>
+            <w:r>
+              <w:rPr>
+                <w:rFonts w:ascii="Calibri" w:hAnsi="Calibri"/>
+                <w:sz w:val="20"/>
+              </w:rPr>
+              <w:t>Visibility-aware polling</w:t>
+            </w:r>
+          </w:p>
+        </w:tc>
+        <w:tc>
+          <w:tcPr>
+            <w:tcW w:type="dxa" w:w="4703"/>
+            <w:shd w:fill="F0F7FA" w:val="clear"/>
+          </w:tcPr>
+          <w:p>
+            <w:r>
+              <w:rPr>
+                <w:rFonts w:ascii="Calibri" w:hAnsi="Calibri"/>
+                <w:sz w:val="20"/>
+              </w:rPr>
+              <w:t>usePageVisible hook pauses polling when tab hidden</w:t>
+            </w:r>
+          </w:p>
+        </w:tc>
+      </w:tr>
+      <w:tr>
+        <w:tc>
+          <w:tcPr>
+            <w:tcW w:type="dxa" w:w="4703"/>
+          </w:tcPr>
+          <w:p>
+            <w:r>
+              <w:rPr>
+                <w:rFonts w:ascii="Calibri" w:hAnsi="Calibri"/>
+                <w:sz w:val="20"/>
+              </w:rPr>
+              <w:t>Affected components</w:t>
+            </w:r>
+          </w:p>
+        </w:tc>
+        <w:tc>
+          <w:tcPr>
+            <w:tcW w:type="dxa" w:w="4703"/>
+          </w:tcPr>
+          <w:p>
+            <w:r>
+              <w:rPr>
+                <w:rFonts w:ascii="Calibri" w:hAnsi="Calibri"/>
+                <w:sz w:val="20"/>
+              </w:rPr>
+              <w:t>NotificationBell, MessagesPage, useAIUsage</w:t>
+            </w:r>
+          </w:p>
+        </w:tc>
+      </w:tr>
+    </w:tbl>
+    <w:p/>
+    <w:p>
+      <w:pPr>
+        <w:pStyle w:val="Heading3"/>
+      </w:pPr>
+      <w:r>
+        <w:t>Requirements</w:t>
+      </w:r>
+    </w:p>
+    <w:p>
+      <w:pPr>
+        <w:pStyle w:val="ListBullet"/>
+      </w:pPr>
+      <w:r>
+        <w:t>Section 10.0 Performance Standards added to REQUIREMENTS.md</w:t>
+      </w:r>
+    </w:p>
+    <w:p>
+      <w:pPr>
+        <w:pStyle w:val="Heading2"/>
+      </w:pPr>
+      <w:r>
+        <w:t>26. Course Planning (Phase 3)</w:t>
       </w:r>
     </w:p>
     <w:p>
@@ -7664,7 +8679,7 @@
         <w:pStyle w:val="Heading2"/>
       </w:pPr>
       <w:r>
-        <w:t>24. WOW Features — Parent Value &amp; Engagement (Phase 2, March 2026)</w:t>
+        <w:t>27. WOW Features — Parent Value &amp; Engagement (Phase 2, March 2026)</w:t>
       </w:r>
     </w:p>
     <w:p>
@@ -7677,7 +8692,7 @@
         <w:pStyle w:val="Heading3"/>
       </w:pPr>
       <w:r>
-        <w:t>24.1 Smart Daily Briefing (§6.61, #1403)</w:t>
+        <w:t>27.1 Smart Daily Briefing (§6.61, #1403)</w:t>
       </w:r>
     </w:p>
     <w:p>
@@ -7690,7 +8705,7 @@
         <w:pStyle w:val="Heading3"/>
       </w:pPr>
       <w:r>
-        <w:t>24.2 Help My Kid — One-Tap Study Actions (§6.62, #1407)</w:t>
+        <w:t>27.2 Help My Kid — One-Tap Study Actions (§6.62, #1407)</w:t>
       </w:r>
     </w:p>
     <w:p>
@@ -7703,7 +8718,7 @@
         <w:pStyle w:val="Heading3"/>
       </w:pPr>
       <w:r>
-        <w:t>24.3 Global Search + Smart Shortcuts (§6.17, #1410)</w:t>
+        <w:t>27.3 Global Search + Smart Shortcuts (§6.17, #1410)</w:t>
       </w:r>
     </w:p>
     <w:p>
@@ -7716,7 +8731,7 @@
         <w:pStyle w:val="Heading3"/>
       </w:pPr>
       <w:r>
-        <w:t>24.4 Weekly Progress Pulse (§6.63, #1413)</w:t>
+        <w:t>27.4 Weekly Progress Pulse (§6.63, #1413)</w:t>
       </w:r>
     </w:p>
     <w:p>
@@ -7729,7 +8744,7 @@
         <w:pStyle w:val="Heading3"/>
       </w:pPr>
       <w:r>
-        <w:t>24.5 Parent-Child Study Link (§6.64, #1414)</w:t>
+        <w:t>27.5 Parent-Child Study Link (§6.64, #1414)</w:t>
       </w:r>
     </w:p>
     <w:p>
@@ -7742,7 +8757,7 @@
         <w:pStyle w:val="Heading3"/>
       </w:pPr>
       <w:r>
-        <w:t>24.6 Dashboard Redesign (§6.65, #1415)</w:t>
+        <w:t>27.6 Dashboard Redesign (§6.65, #1415)</w:t>
       </w:r>
     </w:p>
     <w:p>
@@ -7787,7 +8802,7 @@
         <w:pStyle w:val="Heading3"/>
       </w:pPr>
       <w:r>
-        <w:t>24.7 Responsible AI Parent Tools (§6.66, #1421)</w:t>
+        <w:t>27.7 Responsible AI Parent Tools (§6.66, #1421)</w:t>
       </w:r>
     </w:p>
     <w:tbl>
@@ -8183,7 +9198,7 @@
         <w:pStyle w:val="Heading2"/>
       </w:pPr>
       <w:r>
-        <w:t>25. Future Phases</w:t>
+        <w:t>28. Future Phases</w:t>
       </w:r>
     </w:p>
     <w:p>
@@ -8510,6 +9525,22 @@
     </w:p>
     <w:p>
       <w:pPr>
+        <w:pStyle w:val="ListBullet"/>
+      </w:pPr>
+      <w:r>
+        <w:t>/api/survey/* — Public survey questions, submit responses, admin analytics</w:t>
+      </w:r>
+    </w:p>
+    <w:p>
+      <w:pPr>
+        <w:pStyle w:val="ListBullet"/>
+      </w:pPr>
+      <w:r>
+        <w:t>/api/wallet/* — Balance, transactions, credit packages</w:t>
+      </w:r>
+    </w:p>
+    <w:p>
+      <w:pPr>
         <w:pStyle w:val="Heading2"/>
       </w:pPr>
       <w:r>
@@ -8518,7 +9549,7 @@
     </w:p>
     <w:p>
       <w:r>
-        <w:t>Total tables: 25+</w:t>
+        <w:t>Total tables: 30+</w:t>
       </w:r>
     </w:p>
     <w:tbl>
@@ -9466,6 +10497,162 @@
           </w:p>
         </w:tc>
       </w:tr>
+      <w:tr>
+        <w:tc>
+          <w:tcPr>
+            <w:tcW w:type="dxa" w:w="4703"/>
+            <w:shd w:fill="F0F7FA" w:val="clear"/>
+          </w:tcPr>
+          <w:p>
+            <w:r>
+              <w:rPr>
+                <w:rFonts w:ascii="Calibri" w:hAnsi="Calibri"/>
+                <w:sz w:val="20"/>
+              </w:rPr>
+              <w:t>survey_questions</w:t>
+            </w:r>
+          </w:p>
+        </w:tc>
+        <w:tc>
+          <w:tcPr>
+            <w:tcW w:type="dxa" w:w="4703"/>
+            <w:shd w:fill="F0F7FA" w:val="clear"/>
+          </w:tcPr>
+          <w:p>
+            <w:r>
+              <w:rPr>
+                <w:rFonts w:ascii="Calibri" w:hAnsi="Calibri"/>
+                <w:sz w:val="20"/>
+              </w:rPr>
+              <w:t>Pre-launch survey questions per role</w:t>
+            </w:r>
+          </w:p>
+        </w:tc>
+      </w:tr>
+      <w:tr>
+        <w:tc>
+          <w:tcPr>
+            <w:tcW w:type="dxa" w:w="4703"/>
+          </w:tcPr>
+          <w:p>
+            <w:r>
+              <w:rPr>
+                <w:rFonts w:ascii="Calibri" w:hAnsi="Calibri"/>
+                <w:sz w:val="20"/>
+              </w:rPr>
+              <w:t>survey_responses</w:t>
+            </w:r>
+          </w:p>
+        </w:tc>
+        <w:tc>
+          <w:tcPr>
+            <w:tcW w:type="dxa" w:w="4703"/>
+          </w:tcPr>
+          <w:p>
+            <w:r>
+              <w:rPr>
+                <w:rFonts w:ascii="Calibri" w:hAnsi="Calibri"/>
+                <w:sz w:val="20"/>
+              </w:rPr>
+              <w:t>Anonymous survey response data</w:t>
+            </w:r>
+          </w:p>
+        </w:tc>
+      </w:tr>
+      <w:tr>
+        <w:tc>
+          <w:tcPr>
+            <w:tcW w:type="dxa" w:w="4703"/>
+            <w:shd w:fill="F0F7FA" w:val="clear"/>
+          </w:tcPr>
+          <w:p>
+            <w:r>
+              <w:rPr>
+                <w:rFonts w:ascii="Calibri" w:hAnsi="Calibri"/>
+                <w:sz w:val="20"/>
+              </w:rPr>
+              <w:t>source_files</w:t>
+            </w:r>
+          </w:p>
+        </w:tc>
+        <w:tc>
+          <w:tcPr>
+            <w:tcW w:type="dxa" w:w="4703"/>
+            <w:shd w:fill="F0F7FA" w:val="clear"/>
+          </w:tcPr>
+          <w:p>
+            <w:r>
+              <w:rPr>
+                <w:rFonts w:ascii="Calibri" w:hAnsi="Calibri"/>
+                <w:sz w:val="20"/>
+              </w:rPr>
+              <w:t>Multi-file upload tracking (GCS)</w:t>
+            </w:r>
+          </w:p>
+        </w:tc>
+      </w:tr>
+      <w:tr>
+        <w:tc>
+          <w:tcPr>
+            <w:tcW w:type="dxa" w:w="4703"/>
+          </w:tcPr>
+          <w:p>
+            <w:r>
+              <w:rPr>
+                <w:rFonts w:ascii="Calibri" w:hAnsi="Calibri"/>
+                <w:sz w:val="20"/>
+              </w:rPr>
+              <w:t>wallet_transactions</w:t>
+            </w:r>
+          </w:p>
+        </w:tc>
+        <w:tc>
+          <w:tcPr>
+            <w:tcW w:type="dxa" w:w="4703"/>
+          </w:tcPr>
+          <w:p>
+            <w:r>
+              <w:rPr>
+                <w:rFonts w:ascii="Calibri" w:hAnsi="Calibri"/>
+                <w:sz w:val="20"/>
+              </w:rPr>
+              <w:t>Digital wallet credit transactions</w:t>
+            </w:r>
+          </w:p>
+        </w:tc>
+      </w:tr>
+      <w:tr>
+        <w:tc>
+          <w:tcPr>
+            <w:tcW w:type="dxa" w:w="4703"/>
+            <w:shd w:fill="F0F7FA" w:val="clear"/>
+          </w:tcPr>
+          <w:p>
+            <w:r>
+              <w:rPr>
+                <w:rFonts w:ascii="Calibri" w:hAnsi="Calibri"/>
+                <w:sz w:val="20"/>
+              </w:rPr>
+              <w:t>token_blacklist</w:t>
+            </w:r>
+          </w:p>
+        </w:tc>
+        <w:tc>
+          <w:tcPr>
+            <w:tcW w:type="dxa" w:w="4703"/>
+            <w:shd w:fill="F0F7FA" w:val="clear"/>
+          </w:tcPr>
+          <w:p>
+            <w:r>
+              <w:rPr>
+                <w:rFonts w:ascii="Calibri" w:hAnsi="Calibri"/>
+                <w:sz w:val="20"/>
+              </w:rPr>
+              <w:t>JWT token blacklist with in-memory cache</w:t>
+            </w:r>
+          </w:p>
+        </w:tc>
+      </w:tr>
     </w:tbl>
     <w:p/>
     <w:p>
@@ -9766,7 +10953,7 @@
                 <w:rFonts w:ascii="Calibri" w:hAnsi="Calibri"/>
                 <w:sz w:val="20"/>
               </w:rPr>
-              <w:t>Google Cloud Storage (planned)</w:t>
+              <w:t>Google Cloud Storage (production)</w:t>
             </w:r>
           </w:p>
         </w:tc>
@@ -9991,7 +11178,7 @@
     <w:p/>
     <w:p>
       <w:r>
-        <w:t>This feature catalog was generated by analyzing 1,007 GitHub issues, 60+ requirement sections across 8 requirement files, design audit reports, and the full codebase architecture. It represents the complete state of ClassBridge as of March 8, 2026.</w:t>
+        <w:t>This feature catalog was generated by analyzing 1,969 GitHub issues, 60+ requirement sections across 8 requirement files, design audit reports, and the full codebase architecture. It represents the complete state of ClassBridge as of March 20, 2026. Production: classbridge.ca (live since March 6, 2026). Backend tests: 1,004.</w:t>
       </w:r>
     </w:p>
     <w:sectPr>

--- a/docs/ClassBridge_Feature_Catalog.docx
+++ b/docs/ClassBridge_Feature_Catalog.docx
@@ -193,12 +193,12 @@
     </w:p>
     <w:p>
       <w:r>
-        <w:t>Version: 1.1</w:t>
-      </w:r>
-    </w:p>
-    <w:p>
-      <w:r>
-        <w:t>Date: 2026-03-20</w:t>
+        <w:t>Version: 1.2</w:t>
+      </w:r>
+    </w:p>
+    <w:p>
+      <w:r>
+        <w:t>Date: 2026-03-22</w:t>
       </w:r>
     </w:p>
     <w:p>
@@ -208,7 +208,7 @@
     </w:p>
     <w:p>
       <w:r>
-        <w:t>Source Data: 1,969 GitHub Issues + REQUIREMENTS.md (60+ feature sections)</w:t>
+        <w:t>Source Data: 1,980 GitHub Issues + REQUIREMENTS.md (60+ feature sections)</w:t>
       </w:r>
     </w:p>
     <w:p>
@@ -244,7 +244,7 @@
         <w:pStyle w:val="ListBullet"/>
       </w:pPr>
       <w:r>
-        <w:t>1,969 issues tracked across phases</w:t>
+        <w:t>1,980 issues tracked across phases</w:t>
       </w:r>
     </w:p>
     <w:p>
@@ -11178,7 +11178,92 @@
     <w:p/>
     <w:p>
       <w:r>
-        <w:t>This feature catalog was generated by analyzing 1,969 GitHub issues, 60+ requirement sections across 8 requirement files, design audit reports, and the full codebase architecture. It represents the complete state of ClassBridge as of March 20, 2026. Production: classbridge.ca (live since March 6, 2026). Backend tests: 1,004.</w:t>
+        <w:t>This feature catalog was generated by analyzing 1,980 GitHub issues, 60+ requirement sections across 8 requirement files, design audit reports, and the full codebase architecture. It represents the complete state of ClassBridge as of March 20, 2026. Production: classbridge.ca (live since March 6, 2026). Backend tests: 1,004.</w:t>
+      </w:r>
+    </w:p>
+    <w:p>
+      <w:pPr>
+        <w:pStyle w:val="Heading2"/>
+      </w:pPr>
+      <w:r>
+        <w:t>Bug Report System (§6.115)</w:t>
+      </w:r>
+    </w:p>
+    <w:p>
+      <w:r>
+        <w:t>Status: COMPLETE | Issues: #2087, #2091, #2101, #2103, #2112, #2114</w:t>
+      </w:r>
+    </w:p>
+    <w:p>
+      <w:r>
+        <w:t>Users can report bugs directly from error dialogs or the help menu. Bug report modal captures: description, steps to reproduce, expected behavior, and optional screenshot (paste or file upload). Screenshots uploaded to GCS with signed URLs. Reports auto-create GitHub issues with full context and admin email notification. Bot protection: honeypot + 60s cooldown. Rate limit: 20/hour.</w:t>
+      </w:r>
+    </w:p>
+    <w:p>
+      <w:pPr>
+        <w:pStyle w:val="Heading2"/>
+      </w:pPr>
+      <w:r>
+        <w:t>Streaming Study Guide Generation (§6.116)</w:t>
+      </w:r>
+    </w:p>
+    <w:p>
+      <w:r>
+        <w:t>Status: IN PROGRESS | Issues: #2120-#2127 (7 issues)</w:t>
+      </w:r>
+    </w:p>
+    <w:p>
+      <w:r>
+        <w:t>ChatGPT-like streaming UX for study guide generation using Server-Sent Events (SSE). Backend: SSE streaming endpoint using Anthropic/OpenAI streaming API. Frontend: StreamingMarkdown renderer, useStudyGuideStream hook. Wired into existing study guide generation triggers.</w:t>
+      </w:r>
+    </w:p>
+    <w:p>
+      <w:pPr>
+        <w:pStyle w:val="Heading2"/>
+      </w:pPr>
+      <w:r>
+        <w:t>Study Guide Contextual Q&amp;A (§6.114)</w:t>
+      </w:r>
+    </w:p>
+    <w:p>
+      <w:r>
+        <w:t>Status: IN PROGRESS | Issues: #2056-#2063 (7 issues)</w:t>
+      </w:r>
+    </w:p>
+    <w:p>
+      <w:r>
+        <w:t>Context-aware Q&amp;A system for study guide content. Chatbot registers study guide context and provides targeted answers. Users can save Q&amp;A responses as new study guides or course materials.</w:t>
+      </w:r>
+    </w:p>
+    <w:p>
+      <w:pPr>
+        <w:pStyle w:val="Heading2"/>
+      </w:pPr>
+      <w:r>
+        <w:t>MCP Protocol Integration (§6.52)</w:t>
+      </w:r>
+    </w:p>
+    <w:p>
+      <w:r>
+        <w:t>Status: 50% IMPLEMENTED in class-bridge-phase-2 | Issues: #903-#912, #2191-#2199</w:t>
+      </w:r>
+    </w:p>
+    <w:p>
+      <w:r>
+        <w:t>Model Context Protocol server enabling AI assistants (Claude Desktop, Cursor, GitHub Copilot) to interact with ClassBridge data. Implemented: server foundation, JWT auth with 4-role RBAC, 7 study tools, 3 tutor tools, 6 student context resources, 5 import tools. Not yet: Google Classroom tools, Teacher Communication tools.</w:t>
+      </w:r>
+    </w:p>
+    <w:p>
+      <w:pPr>
+        <w:pStyle w:val="Heading2"/>
+      </w:pPr>
+      <w:r>
+        <w:t>Infrastructure Improvements (March 2026)</w:t>
+      </w:r>
+    </w:p>
+    <w:p>
+      <w:r>
+        <w:t>PostgreSQL advisory lock for migration safety. Cloud Run startup probe. GCS signed URLs for screenshots.</w:t>
       </w:r>
     </w:p>
     <w:sectPr>

--- a/docs/ClassBridge_Feature_Catalog.docx
+++ b/docs/ClassBridge_Feature_Catalog.docx
@@ -193,12 +193,12 @@
     </w:p>
     <w:p>
       <w:r>
-        <w:t>Version: 1.2</w:t>
-      </w:r>
-    </w:p>
-    <w:p>
-      <w:r>
-        <w:t>Date: 2026-03-22</w:t>
+        <w:t>Version: 1.3</w:t>
+      </w:r>
+    </w:p>
+    <w:p>
+      <w:r>
+        <w:t>Date: 2026-04-08</w:t>
       </w:r>
     </w:p>
     <w:p>
@@ -208,7 +208,7 @@
     </w:p>
     <w:p>
       <w:r>
-        <w:t>Source Data: 1,980 GitHub Issues + REQUIREMENTS.md (60+ feature sections)</w:t>
+        <w:t>Source Data: 2,930+ GitHub Issues + REQUIREMENTS.md (60+ feature sections)</w:t>
       </w:r>
     </w:p>
     <w:p>
@@ -244,7 +244,7 @@
         <w:pStyle w:val="ListBullet"/>
       </w:pPr>
       <w:r>
-        <w:t>1,980 issues tracked across phases</w:t>
+        <w:t>2,930+ issues tracked across phases (90.4% close rate)</w:t>
       </w:r>
     </w:p>
     <w:p>
@@ -284,7 +284,7 @@
         <w:pStyle w:val="ListBullet"/>
       </w:pPr>
       <w:r>
-        <w:t>1,004 backend tests</w:t>
+        <w:t>1,004+ backend tests, 258+ frontend tests, 14 integration tests</w:t>
       </w:r>
     </w:p>
     <w:p>
@@ -1666,23 +1666,453 @@
     </w:p>
     <w:p>
       <w:pPr>
-        <w:pStyle w:val="Heading2"/>
-      </w:pPr>
-      <w:r>
-        <w:t>4. Course &amp; Content Management</w:t>
-      </w:r>
-    </w:p>
-    <w:p>
-      <w:pPr>
         <w:pStyle w:val="Heading3"/>
       </w:pPr>
       <w:r>
-        <w:t>4.1 Course CRUD</w:t>
-      </w:r>
-    </w:p>
-    <w:p>
-      <w:r>
-        <w:t>Status: IMPLEMENTED | Issues: #91</w:t>
+        <w:t>3.8 Sub-Guide Generation from Text Selection (§6.100, #1594)</w:t>
+      </w:r>
+    </w:p>
+    <w:p>
+      <w:r>
+        <w:t>Status: IMPLEMENTED (v1) | PLANNED (v2) | Issues: #1594, #1817-#1820</w:t>
+      </w:r>
+    </w:p>
+    <w:p>
+      <w:r>
+        <w:t>Generate child study guides (study guides, quizzes, flashcards) from selected text within an existing study guide. Enables deeper topic exploration on demand.</w:t>
+      </w:r>
+    </w:p>
+    <w:tbl>
+      <w:tblPr>
+        <w:tblStyle w:val="TableGrid"/>
+        <w:tblW w:type="auto" w:w="0"/>
+        <w:jc w:val="left"/>
+        <w:tblLook w:firstColumn="1" w:firstRow="1" w:lastColumn="0" w:lastRow="0" w:noHBand="0" w:noVBand="1" w:val="04A0"/>
+      </w:tblPr>
+      <w:tblGrid>
+        <w:gridCol w:w="4703"/>
+        <w:gridCol w:w="4703"/>
+      </w:tblGrid>
+      <w:tr>
+        <w:tc>
+          <w:tcPr>
+            <w:tcW w:type="dxa" w:w="4703"/>
+            <w:shd w:fill="1B4F72" w:val="clear"/>
+          </w:tcPr>
+          <w:p>
+            <w:r>
+              <w:rPr>
+                <w:rFonts w:ascii="Calibri" w:hAnsi="Calibri"/>
+                <w:b/>
+                <w:color w:val="FFFFFF"/>
+                <w:sz w:val="20"/>
+              </w:rPr>
+              <w:t>Feature</w:t>
+            </w:r>
+          </w:p>
+        </w:tc>
+        <w:tc>
+          <w:tcPr>
+            <w:tcW w:type="dxa" w:w="4703"/>
+            <w:shd w:fill="1B4F72" w:val="clear"/>
+          </w:tcPr>
+          <w:p>
+            <w:r>
+              <w:rPr>
+                <w:rFonts w:ascii="Calibri" w:hAnsi="Calibri"/>
+                <w:b/>
+                <w:color w:val="FFFFFF"/>
+                <w:sz w:val="20"/>
+              </w:rPr>
+              <w:t>Status</w:t>
+            </w:r>
+          </w:p>
+        </w:tc>
+      </w:tr>
+      <w:tr>
+        <w:tc>
+          <w:tcPr>
+            <w:tcW w:type="dxa" w:w="4703"/>
+          </w:tcPr>
+          <w:p>
+            <w:r>
+              <w:rPr>
+                <w:rFonts w:ascii="Calibri" w:hAnsi="Calibri"/>
+                <w:sz w:val="20"/>
+              </w:rPr>
+              <w:t>Right-click context menu on selected study guide text</w:t>
+            </w:r>
+          </w:p>
+        </w:tc>
+        <w:tc>
+          <w:tcPr>
+            <w:tcW w:type="dxa" w:w="4703"/>
+          </w:tcPr>
+          <w:p>
+            <w:r>
+              <w:rPr>
+                <w:rFonts w:ascii="Calibri" w:hAnsi="Calibri"/>
+                <w:sz w:val="20"/>
+              </w:rPr>
+              <w:t>Implemented</w:t>
+            </w:r>
+          </w:p>
+        </w:tc>
+      </w:tr>
+      <w:tr>
+        <w:tc>
+          <w:tcPr>
+            <w:tcW w:type="dxa" w:w="4703"/>
+            <w:shd w:fill="F0F7FA" w:val="clear"/>
+          </w:tcPr>
+          <w:p>
+            <w:r>
+              <w:rPr>
+                <w:rFonts w:ascii="Calibri" w:hAnsi="Calibri"/>
+                <w:sz w:val="20"/>
+              </w:rPr>
+              <w:t>Generate Sub-Guide Modal (Study Guide / Quiz / Flashcards type cards)</w:t>
+            </w:r>
+          </w:p>
+        </w:tc>
+        <w:tc>
+          <w:tcPr>
+            <w:tcW w:type="dxa" w:w="4703"/>
+            <w:shd w:fill="F0F7FA" w:val="clear"/>
+          </w:tcPr>
+          <w:p>
+            <w:r>
+              <w:rPr>
+                <w:rFonts w:ascii="Calibri" w:hAnsi="Calibri"/>
+                <w:sz w:val="20"/>
+              </w:rPr>
+              <w:t>Implemented</w:t>
+            </w:r>
+          </w:p>
+        </w:tc>
+      </w:tr>
+      <w:tr>
+        <w:tc>
+          <w:tcPr>
+            <w:tcW w:type="dxa" w:w="4703"/>
+          </w:tcPr>
+          <w:p>
+            <w:r>
+              <w:rPr>
+                <w:rFonts w:ascii="Calibri" w:hAnsi="Calibri"/>
+                <w:sz w:val="20"/>
+              </w:rPr>
+              <w:t>Selected text as context preview in modal</w:t>
+            </w:r>
+          </w:p>
+        </w:tc>
+        <w:tc>
+          <w:tcPr>
+            <w:tcW w:type="dxa" w:w="4703"/>
+          </w:tcPr>
+          <w:p>
+            <w:r>
+              <w:rPr>
+                <w:rFonts w:ascii="Calibri" w:hAnsi="Calibri"/>
+                <w:sz w:val="20"/>
+              </w:rPr>
+              <w:t>Implemented</w:t>
+            </w:r>
+          </w:p>
+        </w:tc>
+      </w:tr>
+      <w:tr>
+        <w:tc>
+          <w:tcPr>
+            <w:tcW w:type="dxa" w:w="4703"/>
+            <w:shd w:fill="F0F7FA" w:val="clear"/>
+          </w:tcPr>
+          <w:p>
+            <w:r>
+              <w:rPr>
+                <w:rFonts w:ascii="Calibri" w:hAnsi="Calibri"/>
+                <w:sz w:val="20"/>
+              </w:rPr>
+              <w:t>POST /api/study/guides/{id}/generate-child endpoint</w:t>
+            </w:r>
+          </w:p>
+        </w:tc>
+        <w:tc>
+          <w:tcPr>
+            <w:tcW w:type="dxa" w:w="4703"/>
+            <w:shd w:fill="F0F7FA" w:val="clear"/>
+          </w:tcPr>
+          <w:p>
+            <w:r>
+              <w:rPr>
+                <w:rFonts w:ascii="Calibri" w:hAnsi="Calibri"/>
+                <w:sz w:val="20"/>
+              </w:rPr>
+              <w:t>Implemented</w:t>
+            </w:r>
+          </w:p>
+        </w:tc>
+      </w:tr>
+      <w:tr>
+        <w:tc>
+          <w:tcPr>
+            <w:tcW w:type="dxa" w:w="4703"/>
+          </w:tcPr>
+          <w:p>
+            <w:r>
+              <w:rPr>
+                <w:rFonts w:ascii="Calibri" w:hAnsi="Calibri"/>
+                <w:sz w:val="20"/>
+              </w:rPr>
+              <w:t>GET /api/study/guides/{id}/children endpoint</w:t>
+            </w:r>
+          </w:p>
+        </w:tc>
+        <w:tc>
+          <w:tcPr>
+            <w:tcW w:type="dxa" w:w="4703"/>
+          </w:tcPr>
+          <w:p>
+            <w:r>
+              <w:rPr>
+                <w:rFonts w:ascii="Calibri" w:hAnsi="Calibri"/>
+                <w:sz w:val="20"/>
+              </w:rPr>
+              <w:t>Implemented</w:t>
+            </w:r>
+          </w:p>
+        </w:tc>
+      </w:tr>
+      <w:tr>
+        <w:tc>
+          <w:tcPr>
+            <w:tcW w:type="dxa" w:w="4703"/>
+            <w:shd w:fill="F0F7FA" w:val="clear"/>
+          </w:tcPr>
+          <w:p>
+            <w:r>
+              <w:rPr>
+                <w:rFonts w:ascii="Calibri" w:hAnsi="Calibri"/>
+                <w:sz w:val="20"/>
+              </w:rPr>
+              <w:t>Child guide shows "Generated from: [Parent Title]" link</w:t>
+            </w:r>
+          </w:p>
+        </w:tc>
+        <w:tc>
+          <w:tcPr>
+            <w:tcW w:type="dxa" w:w="4703"/>
+            <w:shd w:fill="F0F7FA" w:val="clear"/>
+          </w:tcPr>
+          <w:p>
+            <w:r>
+              <w:rPr>
+                <w:rFonts w:ascii="Calibri" w:hAnsi="Calibri"/>
+                <w:sz w:val="20"/>
+              </w:rPr>
+              <w:t>Implemented</w:t>
+            </w:r>
+          </w:p>
+        </w:tc>
+      </w:tr>
+      <w:tr>
+        <w:tc>
+          <w:tcPr>
+            <w:tcW w:type="dxa" w:w="4703"/>
+          </w:tcPr>
+          <w:p>
+            <w:r>
+              <w:rPr>
+                <w:rFonts w:ascii="Calibri" w:hAnsi="Calibri"/>
+                <w:sz w:val="20"/>
+              </w:rPr>
+              <w:t>Background generation with inline status</w:t>
+            </w:r>
+          </w:p>
+        </w:tc>
+        <w:tc>
+          <w:tcPr>
+            <w:tcW w:type="dxa" w:w="4703"/>
+          </w:tcPr>
+          <w:p>
+            <w:r>
+              <w:rPr>
+                <w:rFonts w:ascii="Calibri" w:hAnsi="Calibri"/>
+                <w:sz w:val="20"/>
+              </w:rPr>
+              <w:t>Implemented (#1838)</w:t>
+            </w:r>
+          </w:p>
+        </w:tc>
+      </w:tr>
+      <w:tr>
+        <w:tc>
+          <w:tcPr>
+            <w:tcW w:type="dxa" w:w="4703"/>
+            <w:shd w:fill="F0F7FA" w:val="clear"/>
+          </w:tcPr>
+          <w:p>
+            <w:r>
+              <w:rPr>
+                <w:rFonts w:ascii="Calibri" w:hAnsi="Calibri"/>
+                <w:sz w:val="20"/>
+              </w:rPr>
+              <w:t>Enhanced SelectionTooltip with "Generate Study Material" button</w:t>
+            </w:r>
+          </w:p>
+        </w:tc>
+        <w:tc>
+          <w:tcPr>
+            <w:tcW w:type="dxa" w:w="4703"/>
+            <w:shd w:fill="F0F7FA" w:val="clear"/>
+          </w:tcPr>
+          <w:p>
+            <w:r>
+              <w:rPr>
+                <w:rFonts w:ascii="Calibri" w:hAnsi="Calibri"/>
+                <w:sz w:val="20"/>
+              </w:rPr>
+              <w:t>Planned (v2, #1817)</w:t>
+            </w:r>
+          </w:p>
+        </w:tc>
+      </w:tr>
+      <w:tr>
+        <w:tc>
+          <w:tcPr>
+            <w:tcW w:type="dxa" w:w="4703"/>
+          </w:tcPr>
+          <w:p>
+            <w:r>
+              <w:rPr>
+                <w:rFonts w:ascii="Calibri" w:hAnsi="Calibri"/>
+                <w:sz w:val="20"/>
+              </w:rPr>
+              <w:t>Sub-Guides collapsible section on parent guide page</w:t>
+            </w:r>
+          </w:p>
+        </w:tc>
+        <w:tc>
+          <w:tcPr>
+            <w:tcW w:type="dxa" w:w="4703"/>
+          </w:tcPr>
+          <w:p>
+            <w:r>
+              <w:rPr>
+                <w:rFonts w:ascii="Calibri" w:hAnsi="Calibri"/>
+                <w:sz w:val="20"/>
+              </w:rPr>
+              <w:t>Planned (v2, #1818)</w:t>
+            </w:r>
+          </w:p>
+        </w:tc>
+      </w:tr>
+      <w:tr>
+        <w:tc>
+          <w:tcPr>
+            <w:tcW w:type="dxa" w:w="4703"/>
+            <w:shd w:fill="F0F7FA" w:val="clear"/>
+          </w:tcPr>
+          <w:p>
+            <w:r>
+              <w:rPr>
+                <w:rFonts w:ascii="Calibri" w:hAnsi="Calibri"/>
+                <w:sz w:val="20"/>
+              </w:rPr>
+              <w:t>Breadcrumb navigation for multi-level hierarchies</w:t>
+            </w:r>
+          </w:p>
+        </w:tc>
+        <w:tc>
+          <w:tcPr>
+            <w:tcW w:type="dxa" w:w="4703"/>
+            <w:shd w:fill="F0F7FA" w:val="clear"/>
+          </w:tcPr>
+          <w:p>
+            <w:r>
+              <w:rPr>
+                <w:rFonts w:ascii="Calibri" w:hAnsi="Calibri"/>
+                <w:sz w:val="20"/>
+              </w:rPr>
+              <w:t>Planned (v2, #1819)</w:t>
+            </w:r>
+          </w:p>
+        </w:tc>
+      </w:tr>
+      <w:tr>
+        <w:tc>
+          <w:tcPr>
+            <w:tcW w:type="dxa" w:w="4703"/>
+          </w:tcPr>
+          <w:p>
+            <w:r>
+              <w:rPr>
+                <w:rFonts w:ascii="Calibri" w:hAnsi="Calibri"/>
+                <w:sz w:val="20"/>
+              </w:rPr>
+              <w:t>Full tree hierarchy endpoint</w:t>
+            </w:r>
+          </w:p>
+        </w:tc>
+        <w:tc>
+          <w:tcPr>
+            <w:tcW w:type="dxa" w:w="4703"/>
+          </w:tcPr>
+          <w:p>
+            <w:r>
+              <w:rPr>
+                <w:rFonts w:ascii="Calibri" w:hAnsi="Calibri"/>
+                <w:sz w:val="20"/>
+              </w:rPr>
+              <w:t>Planned (v2, #1820)</w:t>
+            </w:r>
+          </w:p>
+        </w:tc>
+      </w:tr>
+    </w:tbl>
+    <w:p/>
+    <w:p>
+      <w:r>
+        <w:t>Data Model:</w:t>
+      </w:r>
+    </w:p>
+    <w:p>
+      <w:pPr>
+        <w:pStyle w:val="ListBullet"/>
+      </w:pPr>
+      <w:r>
+        <w:t>relationship_type column on study_guides: version (existing) vs sub_guide (new)</w:t>
+      </w:r>
+    </w:p>
+    <w:p>
+      <w:pPr>
+        <w:pStyle w:val="ListBullet"/>
+      </w:pPr>
+      <w:r>
+        <w:t>generation_context column: stores the selected text used for generation</w:t>
+      </w:r>
+    </w:p>
+    <w:p>
+      <w:r>
+        <w:t>Components: TextSelectionContextMenu, GenerateSubGuideModal, SelectionTooltip</w:t>
+      </w:r>
+    </w:p>
+    <w:p>
+      <w:pPr>
+        <w:pStyle w:val="Heading3"/>
+      </w:pPr>
+      <w:r>
+        <w:t>3.9 Study Guide Strategy Pattern (§6.106, #1972)</w:t>
+      </w:r>
+    </w:p>
+    <w:p>
+      <w:r>
+        <w:t>Status: IMPLEMENTED | Issues: #1972, #1985, #1987, #1989</w:t>
+      </w:r>
+    </w:p>
+    <w:p>
+      <w:r>
+        <w:t>Document type classification and study goal selection to produce persona-based, contextually-aware AI study output.</w:t>
       </w:r>
     </w:p>
     <w:tbl>
@@ -1711,7 +2141,7 @@
                 <w:color w:val="FFFFFF"/>
                 <w:sz w:val="20"/>
               </w:rPr>
-              <w:t>Creator Role</w:t>
+              <w:t>Feature</w:t>
             </w:r>
           </w:p>
         </w:tc>
@@ -1728,7 +2158,7 @@
                 <w:color w:val="FFFFFF"/>
                 <w:sz w:val="20"/>
               </w:rPr>
-              <w:t>Visibility</w:t>
+              <w:t>Description</w:t>
             </w:r>
           </w:p>
         </w:tc>
@@ -1745,7 +2175,7 @@
                 <w:color w:val="FFFFFF"/>
                 <w:sz w:val="20"/>
               </w:rPr>
-              <w:t>Teacher ID</w:t>
+              <w:t>Status</w:t>
             </w:r>
           </w:p>
         </w:tc>
@@ -1761,7 +2191,7 @@
                 <w:rFonts w:ascii="Calibri" w:hAnsi="Calibri"/>
                 <w:sz w:val="20"/>
               </w:rPr>
-              <w:t>Parent</w:t>
+              <w:t>Document type classification</w:t>
             </w:r>
           </w:p>
         </w:tc>
@@ -1775,7 +2205,7 @@
                 <w:rFonts w:ascii="Calibri" w:hAnsi="Calibri"/>
                 <w:sz w:val="20"/>
               </w:rPr>
-              <w:t>Private to linked children</w:t>
+              <w:t>Claude Haiku classifies uploaded documents into 8 types</w:t>
             </w:r>
           </w:p>
         </w:tc>
@@ -1789,7 +2219,7 @@
                 <w:rFonts w:ascii="Calibri" w:hAnsi="Calibri"/>
                 <w:sz w:val="20"/>
               </w:rPr>
-              <w:t>NULL</w:t>
+              <w:t>Implemented</w:t>
             </w:r>
           </w:p>
         </w:tc>
@@ -1806,7 +2236,7 @@
                 <w:rFonts w:ascii="Calibri" w:hAnsi="Calibri"/>
                 <w:sz w:val="20"/>
               </w:rPr>
-              <w:t>Student</w:t>
+              <w:t>Study goal selection</w:t>
             </w:r>
           </w:p>
         </w:tc>
@@ -1821,7 +2251,7 @@
                 <w:rFonts w:ascii="Calibri" w:hAnsi="Calibri"/>
                 <w:sz w:val="20"/>
               </w:rPr>
-              <w:t>Visible to student only</w:t>
+              <w:t>7 study goal options in upload wizard Step 2</w:t>
             </w:r>
           </w:p>
         </w:tc>
@@ -1836,7 +2266,7 @@
                 <w:rFonts w:ascii="Calibri" w:hAnsi="Calibri"/>
                 <w:sz w:val="20"/>
               </w:rPr>
-              <w:t>NULL</w:t>
+              <w:t>Implemented</w:t>
             </w:r>
           </w:p>
         </w:tc>
@@ -1852,7 +2282,7 @@
                 <w:rFonts w:ascii="Calibri" w:hAnsi="Calibri"/>
                 <w:sz w:val="20"/>
               </w:rPr>
-              <w:t>Teacher</w:t>
+              <w:t>AI output structured by type</w:t>
             </w:r>
           </w:p>
         </w:tc>
@@ -1866,7 +2296,7 @@
                 <w:rFonts w:ascii="Calibri" w:hAnsi="Calibri"/>
                 <w:sz w:val="20"/>
               </w:rPr>
-              <w:t>Visible to enrolled students</w:t>
+              <w:t>Prompts vary based on document type + study goal</w:t>
             </w:r>
           </w:p>
         </w:tc>
@@ -1880,7 +2310,54 @@
                 <w:rFonts w:ascii="Calibri" w:hAnsi="Calibri"/>
                 <w:sz w:val="20"/>
               </w:rPr>
-              <w:t>Set to teacher ID</w:t>
+              <w:t>Implemented</w:t>
+            </w:r>
+          </w:p>
+        </w:tc>
+      </w:tr>
+      <w:tr>
+        <w:tc>
+          <w:tcPr>
+            <w:tcW w:type="dxa" w:w="3135"/>
+            <w:shd w:fill="F0F7FA" w:val="clear"/>
+          </w:tcPr>
+          <w:p>
+            <w:r>
+              <w:rPr>
+                <w:rFonts w:ascii="Calibri" w:hAnsi="Calibri"/>
+                <w:sz w:val="20"/>
+              </w:rPr>
+              <w:t>Strategy context in sub-guides</w:t>
+            </w:r>
+          </w:p>
+        </w:tc>
+        <w:tc>
+          <w:tcPr>
+            <w:tcW w:type="dxa" w:w="3135"/>
+            <w:shd w:fill="F0F7FA" w:val="clear"/>
+          </w:tcPr>
+          <w:p>
+            <w:r>
+              <w:rPr>
+                <w:rFonts w:ascii="Calibri" w:hAnsi="Calibri"/>
+                <w:sz w:val="20"/>
+              </w:rPr>
+              <w:t>Sub-guide generation inherits parent strategy context</w:t>
+            </w:r>
+          </w:p>
+        </w:tc>
+        <w:tc>
+          <w:tcPr>
+            <w:tcW w:type="dxa" w:w="3135"/>
+            <w:shd w:fill="F0F7FA" w:val="clear"/>
+          </w:tcPr>
+          <w:p>
+            <w:r>
+              <w:rPr>
+                <w:rFonts w:ascii="Calibri" w:hAnsi="Calibri"/>
+                <w:sz w:val="20"/>
+              </w:rPr>
+              <w:t>Implemented (#1989)</w:t>
             </w:r>
           </w:p>
         </w:tc>
@@ -1888,6 +2365,244 @@
     </w:tbl>
     <w:p/>
     <w:p>
+      <w:r>
+        <w:t>Document Types: teacher_notes, course_syllabus, past_exam, mock_exam, project_brief, lab_experiment, textbook_excerpt, custom</w:t>
+      </w:r>
+    </w:p>
+    <w:p>
+      <w:r>
+        <w:t>Study Goals: upcoming_test, final_exam, assignment, lab_prep, general_review, discussion, parent_review</w:t>
+      </w:r>
+    </w:p>
+    <w:p>
+      <w:r>
+        <w:t>Components: DocumentTypeSelector, StudyGoalSelector (wired into UploadWizardStep2)</w:t>
+      </w:r>
+    </w:p>
+    <w:p>
+      <w:pPr>
+        <w:pStyle w:val="Heading2"/>
+      </w:pPr>
+      <w:r>
+        <w:t>4. Course &amp; Content Management</w:t>
+      </w:r>
+    </w:p>
+    <w:p>
+      <w:pPr>
+        <w:pStyle w:val="Heading3"/>
+      </w:pPr>
+      <w:r>
+        <w:t>4.1 Course CRUD</w:t>
+      </w:r>
+    </w:p>
+    <w:p>
+      <w:r>
+        <w:t>Status: IMPLEMENTED | Issues: #91</w:t>
+      </w:r>
+    </w:p>
+    <w:tbl>
+      <w:tblPr>
+        <w:tblStyle w:val="TableGrid"/>
+        <w:tblW w:type="auto" w:w="0"/>
+        <w:jc w:val="left"/>
+        <w:tblLook w:firstColumn="1" w:firstRow="1" w:lastColumn="0" w:lastRow="0" w:noHBand="0" w:noVBand="1" w:val="04A0"/>
+      </w:tblPr>
+      <w:tblGrid>
+        <w:gridCol w:w="3135"/>
+        <w:gridCol w:w="3135"/>
+        <w:gridCol w:w="3135"/>
+      </w:tblGrid>
+      <w:tr>
+        <w:tc>
+          <w:tcPr>
+            <w:tcW w:type="dxa" w:w="3135"/>
+            <w:shd w:fill="1B4F72" w:val="clear"/>
+          </w:tcPr>
+          <w:p>
+            <w:r>
+              <w:rPr>
+                <w:rFonts w:ascii="Calibri" w:hAnsi="Calibri"/>
+                <w:b/>
+                <w:color w:val="FFFFFF"/>
+                <w:sz w:val="20"/>
+              </w:rPr>
+              <w:t>Creator Role</w:t>
+            </w:r>
+          </w:p>
+        </w:tc>
+        <w:tc>
+          <w:tcPr>
+            <w:tcW w:type="dxa" w:w="3135"/>
+            <w:shd w:fill="1B4F72" w:val="clear"/>
+          </w:tcPr>
+          <w:p>
+            <w:r>
+              <w:rPr>
+                <w:rFonts w:ascii="Calibri" w:hAnsi="Calibri"/>
+                <w:b/>
+                <w:color w:val="FFFFFF"/>
+                <w:sz w:val="20"/>
+              </w:rPr>
+              <w:t>Visibility</w:t>
+            </w:r>
+          </w:p>
+        </w:tc>
+        <w:tc>
+          <w:tcPr>
+            <w:tcW w:type="dxa" w:w="3135"/>
+            <w:shd w:fill="1B4F72" w:val="clear"/>
+          </w:tcPr>
+          <w:p>
+            <w:r>
+              <w:rPr>
+                <w:rFonts w:ascii="Calibri" w:hAnsi="Calibri"/>
+                <w:b/>
+                <w:color w:val="FFFFFF"/>
+                <w:sz w:val="20"/>
+              </w:rPr>
+              <w:t>Teacher ID</w:t>
+            </w:r>
+          </w:p>
+        </w:tc>
+      </w:tr>
+      <w:tr>
+        <w:tc>
+          <w:tcPr>
+            <w:tcW w:type="dxa" w:w="3135"/>
+          </w:tcPr>
+          <w:p>
+            <w:r>
+              <w:rPr>
+                <w:rFonts w:ascii="Calibri" w:hAnsi="Calibri"/>
+                <w:sz w:val="20"/>
+              </w:rPr>
+              <w:t>Parent</w:t>
+            </w:r>
+          </w:p>
+        </w:tc>
+        <w:tc>
+          <w:tcPr>
+            <w:tcW w:type="dxa" w:w="3135"/>
+          </w:tcPr>
+          <w:p>
+            <w:r>
+              <w:rPr>
+                <w:rFonts w:ascii="Calibri" w:hAnsi="Calibri"/>
+                <w:sz w:val="20"/>
+              </w:rPr>
+              <w:t>Private to linked children</w:t>
+            </w:r>
+          </w:p>
+        </w:tc>
+        <w:tc>
+          <w:tcPr>
+            <w:tcW w:type="dxa" w:w="3135"/>
+          </w:tcPr>
+          <w:p>
+            <w:r>
+              <w:rPr>
+                <w:rFonts w:ascii="Calibri" w:hAnsi="Calibri"/>
+                <w:sz w:val="20"/>
+              </w:rPr>
+              <w:t>NULL</w:t>
+            </w:r>
+          </w:p>
+        </w:tc>
+      </w:tr>
+      <w:tr>
+        <w:tc>
+          <w:tcPr>
+            <w:tcW w:type="dxa" w:w="3135"/>
+            <w:shd w:fill="F0F7FA" w:val="clear"/>
+          </w:tcPr>
+          <w:p>
+            <w:r>
+              <w:rPr>
+                <w:rFonts w:ascii="Calibri" w:hAnsi="Calibri"/>
+                <w:sz w:val="20"/>
+              </w:rPr>
+              <w:t>Student</w:t>
+            </w:r>
+          </w:p>
+        </w:tc>
+        <w:tc>
+          <w:tcPr>
+            <w:tcW w:type="dxa" w:w="3135"/>
+            <w:shd w:fill="F0F7FA" w:val="clear"/>
+          </w:tcPr>
+          <w:p>
+            <w:r>
+              <w:rPr>
+                <w:rFonts w:ascii="Calibri" w:hAnsi="Calibri"/>
+                <w:sz w:val="20"/>
+              </w:rPr>
+              <w:t>Visible to student only</w:t>
+            </w:r>
+          </w:p>
+        </w:tc>
+        <w:tc>
+          <w:tcPr>
+            <w:tcW w:type="dxa" w:w="3135"/>
+            <w:shd w:fill="F0F7FA" w:val="clear"/>
+          </w:tcPr>
+          <w:p>
+            <w:r>
+              <w:rPr>
+                <w:rFonts w:ascii="Calibri" w:hAnsi="Calibri"/>
+                <w:sz w:val="20"/>
+              </w:rPr>
+              <w:t>NULL</w:t>
+            </w:r>
+          </w:p>
+        </w:tc>
+      </w:tr>
+      <w:tr>
+        <w:tc>
+          <w:tcPr>
+            <w:tcW w:type="dxa" w:w="3135"/>
+          </w:tcPr>
+          <w:p>
+            <w:r>
+              <w:rPr>
+                <w:rFonts w:ascii="Calibri" w:hAnsi="Calibri"/>
+                <w:sz w:val="20"/>
+              </w:rPr>
+              <w:t>Teacher</w:t>
+            </w:r>
+          </w:p>
+        </w:tc>
+        <w:tc>
+          <w:tcPr>
+            <w:tcW w:type="dxa" w:w="3135"/>
+          </w:tcPr>
+          <w:p>
+            <w:r>
+              <w:rPr>
+                <w:rFonts w:ascii="Calibri" w:hAnsi="Calibri"/>
+                <w:sz w:val="20"/>
+              </w:rPr>
+              <w:t>Visible to enrolled students</w:t>
+            </w:r>
+          </w:p>
+        </w:tc>
+        <w:tc>
+          <w:tcPr>
+            <w:tcW w:type="dxa" w:w="3135"/>
+          </w:tcPr>
+          <w:p>
+            <w:r>
+              <w:rPr>
+                <w:rFonts w:ascii="Calibri" w:hAnsi="Calibri"/>
+                <w:sz w:val="20"/>
+              </w:rPr>
+              <w:t>Set to teacher ID</w:t>
+            </w:r>
+          </w:p>
+        </w:tc>
+      </w:tr>
+    </w:tbl>
+    <w:p/>
+    <w:p>
       <w:pPr>
         <w:pStyle w:val="ListBullet"/>
       </w:pPr>
@@ -1953,7 +2668,7 @@
         <w:pStyle w:val="ListBullet"/>
       </w:pPr>
       <w:r>
-        <w:t>Multi-file upload: up to 10 files, 20 MB each, combined into one material</w:t>
+        <w:t>Multi-file upload: up to 10 files, 30 MB each, combined into one material</w:t>
       </w:r>
     </w:p>
     <w:p>
@@ -2390,6 +3105,574 @@
         <w:t>Assignment section with create/edit/delete</w:t>
       </w:r>
     </w:p>
+    <w:p>
+      <w:pPr>
+        <w:pStyle w:val="Heading3"/>
+      </w:pPr>
+      <w:r>
+        <w:t>4.6 Material Hierarchy — Master/Sub Architecture (§6.98, #1740)</w:t>
+      </w:r>
+    </w:p>
+    <w:p>
+      <w:r>
+        <w:t>Status: IMPLEMENTED | Issues: #1740, #1804, #1809, #1815, #1822, #1841, #1849</w:t>
+      </w:r>
+    </w:p>
+    <w:p>
+      <w:r>
+        <w:t>When uploading multiple documents, the system creates a master Class Material and one sub Class Material per attachment, forming a parent-child hierarchy. This enables per-section study tool generation when combined content exceeds AI context limits.</w:t>
+      </w:r>
+    </w:p>
+    <w:p>
+      <w:r>
+        <w:t>Hierarchy Rules:</w:t>
+      </w:r>
+    </w:p>
+    <w:tbl>
+      <w:tblPr>
+        <w:tblStyle w:val="TableGrid"/>
+        <w:tblW w:type="auto" w:w="0"/>
+        <w:jc w:val="left"/>
+        <w:tblLook w:firstColumn="1" w:firstRow="1" w:lastColumn="0" w:lastRow="0" w:noHBand="0" w:noVBand="1" w:val="04A0"/>
+      </w:tblPr>
+      <w:tblGrid>
+        <w:gridCol w:w="4703"/>
+        <w:gridCol w:w="4703"/>
+      </w:tblGrid>
+      <w:tr>
+        <w:tc>
+          <w:tcPr>
+            <w:tcW w:type="dxa" w:w="4703"/>
+            <w:shd w:fill="1B4F72" w:val="clear"/>
+          </w:tcPr>
+          <w:p>
+            <w:r>
+              <w:rPr>
+                <w:rFonts w:ascii="Calibri" w:hAnsi="Calibri"/>
+                <w:b/>
+                <w:color w:val="FFFFFF"/>
+                <w:sz w:val="20"/>
+              </w:rPr>
+              <w:t>Scenario</w:t>
+            </w:r>
+          </w:p>
+        </w:tc>
+        <w:tc>
+          <w:tcPr>
+            <w:tcW w:type="dxa" w:w="4703"/>
+            <w:shd w:fill="1B4F72" w:val="clear"/>
+          </w:tcPr>
+          <w:p>
+            <w:r>
+              <w:rPr>
+                <w:rFonts w:ascii="Calibri" w:hAnsi="Calibri"/>
+                <w:b/>
+                <w:color w:val="FFFFFF"/>
+                <w:sz w:val="20"/>
+              </w:rPr>
+              <w:t>Result</w:t>
+            </w:r>
+          </w:p>
+        </w:tc>
+      </w:tr>
+      <w:tr>
+        <w:tc>
+          <w:tcPr>
+            <w:tcW w:type="dxa" w:w="4703"/>
+          </w:tcPr>
+          <w:p>
+            <w:r>
+              <w:rPr>
+                <w:rFonts w:ascii="Calibri" w:hAnsi="Calibri"/>
+                <w:sz w:val="20"/>
+              </w:rPr>
+              <w:t>1 file uploaded</w:t>
+            </w:r>
+          </w:p>
+        </w:tc>
+        <w:tc>
+          <w:tcPr>
+            <w:tcW w:type="dxa" w:w="4703"/>
+          </w:tcPr>
+          <w:p>
+            <w:r>
+              <w:rPr>
+                <w:rFonts w:ascii="Calibri" w:hAnsi="Calibri"/>
+                <w:sz w:val="20"/>
+              </w:rPr>
+              <w:t>Standalone material (no hierarchy)</w:t>
+            </w:r>
+          </w:p>
+        </w:tc>
+      </w:tr>
+      <w:tr>
+        <w:tc>
+          <w:tcPr>
+            <w:tcW w:type="dxa" w:w="4703"/>
+            <w:shd w:fill="F0F7FA" w:val="clear"/>
+          </w:tcPr>
+          <w:p>
+            <w:r>
+              <w:rPr>
+                <w:rFonts w:ascii="Calibri" w:hAnsi="Calibri"/>
+                <w:sz w:val="20"/>
+              </w:rPr>
+              <w:t>N files, no pasted text</w:t>
+            </w:r>
+          </w:p>
+        </w:tc>
+        <w:tc>
+          <w:tcPr>
+            <w:tcW w:type="dxa" w:w="4703"/>
+            <w:shd w:fill="F0F7FA" w:val="clear"/>
+          </w:tcPr>
+          <w:p>
+            <w:r>
+              <w:rPr>
+                <w:rFonts w:ascii="Calibri" w:hAnsi="Calibri"/>
+                <w:sz w:val="20"/>
+              </w:rPr>
+              <w:t>First file = master, remaining = sub-materials</w:t>
+            </w:r>
+          </w:p>
+        </w:tc>
+      </w:tr>
+      <w:tr>
+        <w:tc>
+          <w:tcPr>
+            <w:tcW w:type="dxa" w:w="4703"/>
+          </w:tcPr>
+          <w:p>
+            <w:r>
+              <w:rPr>
+                <w:rFonts w:ascii="Calibri" w:hAnsi="Calibri"/>
+                <w:sz w:val="20"/>
+              </w:rPr>
+              <w:t>N files + pasted text</w:t>
+            </w:r>
+          </w:p>
+        </w:tc>
+        <w:tc>
+          <w:tcPr>
+            <w:tcW w:type="dxa" w:w="4703"/>
+          </w:tcPr>
+          <w:p>
+            <w:r>
+              <w:rPr>
+                <w:rFonts w:ascii="Calibri" w:hAnsi="Calibri"/>
+                <w:sz w:val="20"/>
+              </w:rPr>
+              <w:t>Master holds pasted text, all N files = sub-materials</w:t>
+            </w:r>
+          </w:p>
+        </w:tc>
+      </w:tr>
+      <w:tr>
+        <w:tc>
+          <w:tcPr>
+            <w:tcW w:type="dxa" w:w="4703"/>
+            <w:shd w:fill="F0F7FA" w:val="clear"/>
+          </w:tcPr>
+          <w:p>
+            <w:r>
+              <w:rPr>
+                <w:rFonts w:ascii="Calibri" w:hAnsi="Calibri"/>
+                <w:sz w:val="20"/>
+              </w:rPr>
+              <w:t>More than 10 files</w:t>
+            </w:r>
+          </w:p>
+        </w:tc>
+        <w:tc>
+          <w:tcPr>
+            <w:tcW w:type="dxa" w:w="4703"/>
+            <w:shd w:fill="F0F7FA" w:val="clear"/>
+          </w:tcPr>
+          <w:p>
+            <w:r>
+              <w:rPr>
+                <w:rFonts w:ascii="Calibri" w:hAnsi="Calibri"/>
+                <w:sz w:val="20"/>
+              </w:rPr>
+              <w:t>Validation error — upload rejected</w:t>
+            </w:r>
+          </w:p>
+        </w:tc>
+      </w:tr>
+    </w:tbl>
+    <w:p/>
+    <w:p>
+      <w:r>
+        <w:t>Data Model:</w:t>
+      </w:r>
+    </w:p>
+    <w:p>
+      <w:pPr>
+        <w:pStyle w:val="ListBullet"/>
+      </w:pPr>
+      <w:r>
+        <w:t>parent_content_id — Self-referencing FK; subs point to master, master is NULL</w:t>
+      </w:r>
+    </w:p>
+    <w:p>
+      <w:pPr>
+        <w:pStyle w:val="ListBullet"/>
+      </w:pPr>
+      <w:r>
+        <w:t>is_master — "true"/"false" (string for SQLite/PostgreSQL cross-DB compatibility)</w:t>
+      </w:r>
+    </w:p>
+    <w:p>
+      <w:pPr>
+        <w:pStyle w:val="ListBullet"/>
+      </w:pPr>
+      <w:r>
+        <w:t>material_group_id — Timestamp-based group ID linking master + all subs</w:t>
+      </w:r>
+    </w:p>
+    <w:p>
+      <w:pPr>
+        <w:pStyle w:val="ListBullet"/>
+      </w:pPr>
+      <w:r>
+        <w:t>display_order — Order of sub-materials within hierarchy</w:t>
+      </w:r>
+    </w:p>
+    <w:p>
+      <w:r>
+        <w:t>Sub-Material Naming: Auto-named as "Master Title — Part 1", "Part 2", etc. (user-editable)</w:t>
+      </w:r>
+    </w:p>
+    <w:p>
+      <w:r>
+        <w:t>AI Generation: At upload time, generation triggered only for master. Sub-materials generate on demand post-upload.</w:t>
+      </w:r>
+    </w:p>
+    <w:p>
+      <w:r>
+        <w:t>UI — Linked Materials Panel:</w:t>
+      </w:r>
+    </w:p>
+    <w:p>
+      <w:pPr>
+        <w:pStyle w:val="ListBullet"/>
+      </w:pPr>
+      <w:r>
+        <w:t>Collapsible panel at top of all tabs (Document, Study Guide, Quiz, Flashcards)</w:t>
+      </w:r>
+    </w:p>
+    <w:p>
+      <w:pPr>
+        <w:pStyle w:val="ListBullet"/>
+      </w:pPr>
+      <w:r>
+        <w:t>Master view: lists all sub-materials as clickable links</w:t>
+      </w:r>
+    </w:p>
+    <w:p>
+      <w:pPr>
+        <w:pStyle w:val="ListBullet"/>
+      </w:pPr>
+      <w:r>
+        <w:t>Sub view: lists master + all sibling subs</w:t>
+      </w:r>
+    </w:p>
+    <w:p>
+      <w:pPr>
+        <w:pStyle w:val="ListBullet"/>
+      </w:pPr>
+      <w:r>
+        <w:t>Seamless back-and-forth navigation</w:t>
+      </w:r>
+    </w:p>
+    <w:p>
+      <w:r>
+        <w:t>Key Endpoints:</w:t>
+      </w:r>
+    </w:p>
+    <w:p>
+      <w:pPr>
+        <w:pStyle w:val="ListBullet"/>
+      </w:pPr>
+      <w:r>
+        <w:t>POST /api/course-contents/upload-multi — Multi-file upload (max 10 files, 100 MB total)</w:t>
+      </w:r>
+    </w:p>
+    <w:p>
+      <w:pPr>
+        <w:pStyle w:val="ListBullet"/>
+      </w:pPr>
+      <w:r>
+        <w:t>GET /api/course-contents/{id}/linked-materials — Get all materials in group</w:t>
+      </w:r>
+    </w:p>
+    <w:p>
+      <w:pPr>
+        <w:pStyle w:val="Heading3"/>
+      </w:pPr>
+      <w:r>
+        <w:t>4.7 Post-Creation Material Management (§6.99, #993)</w:t>
+      </w:r>
+    </w:p>
+    <w:p>
+      <w:r>
+        <w:t>Status: IMPLEMENTED | Issues: #993</w:t>
+      </w:r>
+    </w:p>
+    <w:p>
+      <w:r>
+        <w:t>Extends the material hierarchy (§6.98) for post-upload file management.</w:t>
+      </w:r>
+    </w:p>
+    <w:tbl>
+      <w:tblPr>
+        <w:tblStyle w:val="TableGrid"/>
+        <w:tblW w:type="auto" w:w="0"/>
+        <w:jc w:val="left"/>
+        <w:tblLook w:firstColumn="1" w:firstRow="1" w:lastColumn="0" w:lastRow="0" w:noHBand="0" w:noVBand="1" w:val="04A0"/>
+      </w:tblPr>
+      <w:tblGrid>
+        <w:gridCol w:w="3135"/>
+        <w:gridCol w:w="3135"/>
+        <w:gridCol w:w="3135"/>
+      </w:tblGrid>
+      <w:tr>
+        <w:tc>
+          <w:tcPr>
+            <w:tcW w:type="dxa" w:w="3135"/>
+            <w:shd w:fill="1B4F72" w:val="clear"/>
+          </w:tcPr>
+          <w:p>
+            <w:r>
+              <w:rPr>
+                <w:rFonts w:ascii="Calibri" w:hAnsi="Calibri"/>
+                <w:b/>
+                <w:color w:val="FFFFFF"/>
+                <w:sz w:val="20"/>
+              </w:rPr>
+              <w:t>Feature</w:t>
+            </w:r>
+          </w:p>
+        </w:tc>
+        <w:tc>
+          <w:tcPr>
+            <w:tcW w:type="dxa" w:w="3135"/>
+            <w:shd w:fill="1B4F72" w:val="clear"/>
+          </w:tcPr>
+          <w:p>
+            <w:r>
+              <w:rPr>
+                <w:rFonts w:ascii="Calibri" w:hAnsi="Calibri"/>
+                <w:b/>
+                <w:color w:val="FFFFFF"/>
+                <w:sz w:val="20"/>
+              </w:rPr>
+              <w:t>Endpoint</w:t>
+            </w:r>
+          </w:p>
+        </w:tc>
+        <w:tc>
+          <w:tcPr>
+            <w:tcW w:type="dxa" w:w="3135"/>
+            <w:shd w:fill="1B4F72" w:val="clear"/>
+          </w:tcPr>
+          <w:p>
+            <w:r>
+              <w:rPr>
+                <w:rFonts w:ascii="Calibri" w:hAnsi="Calibri"/>
+                <w:b/>
+                <w:color w:val="FFFFFF"/>
+                <w:sz w:val="20"/>
+              </w:rPr>
+              <w:t>Description</w:t>
+            </w:r>
+          </w:p>
+        </w:tc>
+      </w:tr>
+      <w:tr>
+        <w:tc>
+          <w:tcPr>
+            <w:tcW w:type="dxa" w:w="3135"/>
+          </w:tcPr>
+          <w:p>
+            <w:r>
+              <w:rPr>
+                <w:rFonts w:ascii="Calibri" w:hAnsi="Calibri"/>
+                <w:sz w:val="20"/>
+              </w:rPr>
+              <w:t>Add files</w:t>
+            </w:r>
+          </w:p>
+        </w:tc>
+        <w:tc>
+          <w:tcPr>
+            <w:tcW w:type="dxa" w:w="3135"/>
+          </w:tcPr>
+          <w:p>
+            <w:r>
+              <w:rPr>
+                <w:rFonts w:ascii="Calibri" w:hAnsi="Calibri"/>
+                <w:sz w:val="20"/>
+              </w:rPr>
+              <w:t>POST /{id}/add-files</w:t>
+            </w:r>
+          </w:p>
+        </w:tc>
+        <w:tc>
+          <w:tcPr>
+            <w:tcW w:type="dxa" w:w="3135"/>
+          </w:tcPr>
+          <w:p>
+            <w:r>
+              <w:rPr>
+                <w:rFonts w:ascii="Calibri" w:hAnsi="Calibri"/>
+                <w:sz w:val="20"/>
+              </w:rPr>
+              <w:t>Max 10 files; promotes standalone → master if needed</w:t>
+            </w:r>
+          </w:p>
+        </w:tc>
+      </w:tr>
+      <w:tr>
+        <w:tc>
+          <w:tcPr>
+            <w:tcW w:type="dxa" w:w="3135"/>
+            <w:shd w:fill="F0F7FA" w:val="clear"/>
+          </w:tcPr>
+          <w:p>
+            <w:r>
+              <w:rPr>
+                <w:rFonts w:ascii="Calibri" w:hAnsi="Calibri"/>
+                <w:sz w:val="20"/>
+              </w:rPr>
+              <w:t>Reorder subs</w:t>
+            </w:r>
+          </w:p>
+        </w:tc>
+        <w:tc>
+          <w:tcPr>
+            <w:tcW w:type="dxa" w:w="3135"/>
+            <w:shd w:fill="F0F7FA" w:val="clear"/>
+          </w:tcPr>
+          <w:p>
+            <w:r>
+              <w:rPr>
+                <w:rFonts w:ascii="Calibri" w:hAnsi="Calibri"/>
+                <w:sz w:val="20"/>
+              </w:rPr>
+              <w:t>PUT /{id}/reorder-subs</w:t>
+            </w:r>
+          </w:p>
+        </w:tc>
+        <w:tc>
+          <w:tcPr>
+            <w:tcW w:type="dxa" w:w="3135"/>
+            <w:shd w:fill="F0F7FA" w:val="clear"/>
+          </w:tcPr>
+          <w:p>
+            <w:r>
+              <w:rPr>
+                <w:rFonts w:ascii="Calibri" w:hAnsi="Calibri"/>
+                <w:sz w:val="20"/>
+              </w:rPr>
+              <w:t>Updates display_order on sub-materials</w:t>
+            </w:r>
+          </w:p>
+        </w:tc>
+      </w:tr>
+      <w:tr>
+        <w:tc>
+          <w:tcPr>
+            <w:tcW w:type="dxa" w:w="3135"/>
+          </w:tcPr>
+          <w:p>
+            <w:r>
+              <w:rPr>
+                <w:rFonts w:ascii="Calibri" w:hAnsi="Calibri"/>
+                <w:sz w:val="20"/>
+              </w:rPr>
+              <w:t>Delete sub</w:t>
+            </w:r>
+          </w:p>
+        </w:tc>
+        <w:tc>
+          <w:tcPr>
+            <w:tcW w:type="dxa" w:w="3135"/>
+          </w:tcPr>
+          <w:p>
+            <w:r>
+              <w:rPr>
+                <w:rFonts w:ascii="Calibri" w:hAnsi="Calibri"/>
+                <w:sz w:val="20"/>
+              </w:rPr>
+              <w:t>DELETE /{id}/sub-materials/{sub_id}</w:t>
+            </w:r>
+          </w:p>
+        </w:tc>
+        <w:tc>
+          <w:tcPr>
+            <w:tcW w:type="dxa" w:w="3135"/>
+          </w:tcPr>
+          <w:p>
+            <w:r>
+              <w:rPr>
+                <w:rFonts w:ascii="Calibri" w:hAnsi="Calibri"/>
+                <w:sz w:val="20"/>
+              </w:rPr>
+              <w:t>Cascades to SourceFiles, images, study guides; demotes master if last sub</w:t>
+            </w:r>
+          </w:p>
+        </w:tc>
+      </w:tr>
+      <w:tr>
+        <w:tc>
+          <w:tcPr>
+            <w:tcW w:type="dxa" w:w="3135"/>
+            <w:shd w:fill="F0F7FA" w:val="clear"/>
+          </w:tcPr>
+          <w:p>
+            <w:r>
+              <w:rPr>
+                <w:rFonts w:ascii="Calibri" w:hAnsi="Calibri"/>
+                <w:sz w:val="20"/>
+              </w:rPr>
+              <w:t>Replace file</w:t>
+            </w:r>
+          </w:p>
+        </w:tc>
+        <w:tc>
+          <w:tcPr>
+            <w:tcW w:type="dxa" w:w="3135"/>
+            <w:shd w:fill="F0F7FA" w:val="clear"/>
+          </w:tcPr>
+          <w:p>
+            <w:r>
+              <w:rPr>
+                <w:rFonts w:ascii="Calibri" w:hAnsi="Calibri"/>
+                <w:sz w:val="20"/>
+              </w:rPr>
+              <w:t>PUT /{id}/replace-file</w:t>
+            </w:r>
+          </w:p>
+        </w:tc>
+        <w:tc>
+          <w:tcPr>
+            <w:tcW w:type="dxa" w:w="3135"/>
+            <w:shd w:fill="F0F7FA" w:val="clear"/>
+          </w:tcPr>
+          <w:p>
+            <w:r>
+              <w:rPr>
+                <w:rFonts w:ascii="Calibri" w:hAnsi="Calibri"/>
+                <w:sz w:val="20"/>
+              </w:rPr>
+              <w:t>Deletes old file, re-extracts text/images, archives linked study guides</w:t>
+            </w:r>
+          </w:p>
+        </w:tc>
+      </w:tr>
+    </w:tbl>
+    <w:p/>
     <w:p>
       <w:pPr>
         <w:pStyle w:val="Heading2"/>
@@ -9198,7 +10481,7 @@
         <w:pStyle w:val="Heading2"/>
       </w:pPr>
       <w:r>
-        <w:t>28. Future Phases</w:t>
+        <w:t>28. Recent Completions (March 29 – April 8, 2026)</w:t>
       </w:r>
     </w:p>
     <w:p>
@@ -9206,7 +10489,367 @@
         <w:pStyle w:val="Heading3"/>
       </w:pPr>
       <w:r>
-        <w:t>Phase 2+: TeachAssist Integration + Polish</w:t>
+        <w:t>28.1 Ask a Question — Parent Study Guide (§6.128, #2861) — IMPLEMENTED</w:t>
+      </w:r>
+    </w:p>
+    <w:p>
+      <w:r>
+        <w:t>Parents type free-form education questions and get a full streaming study guide. New parent_question document_type in strategy pattern. Ontario curriculum awareness (OSSLT, EQAO). Safety guardrails, 4000 max_tokens, ~$0.02-0.04/question.</w:t>
+      </w:r>
+    </w:p>
+    <w:p>
+      <w:pPr>
+        <w:pStyle w:val="Heading3"/>
+      </w:pPr>
+      <w:r>
+        <w:t>28.2 Study Guide Section Navigation (§6.129, #2894) — IMPLEMENTED</w:t>
+      </w:r>
+    </w:p>
+    <w:p>
+      <w:r>
+        <w:t>Auto-generated TOC from H2/H3 markdown headings, collapsible sections with smooth scroll. localStorage persistence for collapse state. Only renders on sub-guide pages, not overviews. Mobile-responsive layout.</w:t>
+      </w:r>
+    </w:p>
+    <w:p>
+      <w:pPr>
+        <w:pStyle w:val="Heading3"/>
+      </w:pPr>
+      <w:r>
+        <w:t>28.3 Inline Resource Links in Study Guides (§6.130 Phase 1, #2895) — IMPLEMENTED</w:t>
+      </w:r>
+    </w:p>
+    <w:p>
+      <w:r>
+        <w:t>ResourceLinksSection component renders helpful external links (YouTube embeds, educational sites) on study guide pages. Groups by topic_heading. Uses existing ResourceLink records from ResourceSuggestionService. Phase 2 (inline AI callouts) and Phase 3 (teacher-curated) planned.</w:t>
+      </w:r>
+    </w:p>
+    <w:p>
+      <w:pPr>
+        <w:pStyle w:val="Heading3"/>
+      </w:pPr>
+      <w:r>
+        <w:t>28.4 Parent Email Digest M1 (§6.127, CB-PEDI-001, PR #2780) — IMPLEMENTED</w:t>
+      </w:r>
+    </w:p>
+    <w:p>
+      <w:r>
+        <w:t>Gmail OAuth for parent personal accounts. 3 new database tables (ParentGmailIntegration, DigestDeliveryLog, DigestSettings). CRUD API routes for integrations/settings. 4-step setup wizard on My Kids page. M2 (polling + AI summarization) planned for May 2026.</w:t>
+      </w:r>
+    </w:p>
+    <w:p>
+      <w:pPr>
+        <w:pStyle w:val="Heading3"/>
+      </w:pPr>
+      <w:r>
+        <w:t>28.5 Codebase Security &amp; Quality Hardening (PR #2816) — IMPLEMENTED</w:t>
+      </w:r>
+    </w:p>
+    <w:p>
+      <w:r>
+        <w:t>22-issue resolution: OAuth token encryption (Fernet), refresh token blacklisting, password reset single-use (JTI), user enumeration prevention, Enum→String migration, N+1 fixes, pagination, boolean defaults. 14 integration tests added.</w:t>
+      </w:r>
+    </w:p>
+    <w:p>
+      <w:pPr>
+        <w:pStyle w:val="Heading3"/>
+      </w:pPr>
+      <w:r>
+        <w:t>28.6 Progressive Generation Refinements — IMPLEMENTED</w:t>
+      </w:r>
+    </w:p>
+    <w:p>
+      <w:r>
+        <w:t>Concise overview prompt (3-5 sentences + suggestion chips), streaming sub-guides with navigate-then-stream pattern, Full Study Guide chip (4000 tokens), parent_guide_id hierarchy support, auto-scroll, toast feedback.</w:t>
+      </w:r>
+    </w:p>
+    <w:p>
+      <w:pPr>
+        <w:pStyle w:val="Heading3"/>
+      </w:pPr>
+      <w:r>
+        <w:t>28.7 CI/CD GitHub Actions Optimization (PR #2847) — IMPLEMENTED</w:t>
+      </w:r>
+    </w:p>
+    <w:p>
+      <w:r>
+        <w:t>Path filters, concurrency groups, job consolidation, security scan daily schedule, debounce for rapid pushes. Keeps pipeline within free tier limits.</w:t>
+      </w:r>
+    </w:p>
+    <w:p>
+      <w:pPr>
+        <w:pStyle w:val="Heading3"/>
+      </w:pPr>
+      <w:r>
+        <w:t>28.8 Activity Feed Fixes (PR #2916) — IMPLEMENTED</w:t>
+      </w:r>
+    </w:p>
+    <w:p>
+      <w:r>
+        <w:t>Child filter on tasks, cache invalidation after uploads, N+1 query fix in message sender lookup, regression test.</w:t>
+      </w:r>
+    </w:p>
+    <w:p>
+      <w:pPr>
+        <w:pStyle w:val="Heading3"/>
+      </w:pPr>
+      <w:r>
+        <w:t>28.9 Retention Bundle — XP, Streaks, Badges, Gamification (March 12-22) — ALL IMPLEMENTED</w:t>
+      </w:r>
+    </w:p>
+    <w:p>
+      <w:r>
+        <w:t>All 5 batches delivered 5 months ahead of September 2026 target:</w:t>
+      </w:r>
+    </w:p>
+    <w:p>
+      <w:pPr>
+        <w:pStyle w:val="ListBullet"/>
+      </w:pPr>
+      <w:r>
+        <w:t>XP System: XP data model, earning service, streak engine with freeze tokens, XP API routes, endpoint hooks (#2000-#2003)</w:t>
+      </w:r>
+    </w:p>
+    <w:p>
+      <w:pPr>
+        <w:pStyle w:val="ListBullet"/>
+      </w:pPr>
+      <w:r>
+        <w:t>XP Dashboard: Streak counter, level bar, badges shelf, XP history page with PDF export, parent XP visibility (#2006-#2008)</w:t>
+      </w:r>
+    </w:p>
+    <w:p>
+      <w:pPr>
+        <w:pStyle w:val="ListBullet"/>
+      </w:pPr>
+      <w:r>
+        <w:t>Badges &amp; Brownie Points: Badge trigger service (14 conditions), brownie points for parent/teacher manual awards (#2004, #2005)</w:t>
+      </w:r>
+    </w:p>
+    <w:p>
+      <w:pPr>
+        <w:pStyle w:val="ListBullet"/>
+      </w:pPr>
+      <w:r>
+        <w:t>Anti-Gaming: Time-on-task checks, 60-second dedup, rapid upload flags, quiz repeat caps (#2009)</w:t>
+      </w:r>
+    </w:p>
+    <w:p>
+      <w:pPr>
+        <w:pStyle w:val="ListBullet"/>
+      </w:pPr>
+      <w:r>
+        <w:t>Assessment Countdown: Date detection from uploads, countdown widget, "Is My Child On Track" signal (#2011-#2013, #2020)</w:t>
+      </w:r>
+    </w:p>
+    <w:p>
+      <w:pPr>
+        <w:pStyle w:val="ListBullet"/>
+      </w:pPr>
+      <w:r>
+        <w:t>Engagement: Parent study request (#2019), Pomodoro study sessions (#2021), personal study history timeline (#2017), end-of-term report card (#2018), multilingual parent summaries (#2014-#2016)</w:t>
+      </w:r>
+    </w:p>
+    <w:p>
+      <w:pPr>
+        <w:pStyle w:val="ListBullet"/>
+      </w:pPr>
+      <w:r>
+        <w:t>Digest: Weekly and daily digest cron jobs, CASL-compliant opt-in, one-click unsubscribe (#2022-#2023)</w:t>
+      </w:r>
+    </w:p>
+    <w:p>
+      <w:pPr>
+        <w:pStyle w:val="Heading3"/>
+      </w:pPr>
+      <w:r>
+        <w:t>28.10 Study Guide Strategy Pattern (March 12-14, §6.106) — IMPLEMENTED</w:t>
+      </w:r>
+    </w:p>
+    <w:p>
+      <w:r>
+        <w:t>Document type auto-detection, study goal selection, Ontario curriculum mapping, parent summary generation, prompt strategy service. Frontend: DocumentTypeSelector chips, StudyGoalSelector dropdown, ParentSummaryCard.</w:t>
+      </w:r>
+    </w:p>
+    <w:p>
+      <w:pPr>
+        <w:pStyle w:val="Heading3"/>
+      </w:pPr>
+      <w:r>
+        <w:t>28.11 Material Hierarchy &amp; Multi-Document Management (March 10-15, §6.98-§6.100) — IMPLEMENTED</w:t>
+      </w:r>
+    </w:p>
+    <w:p>
+      <w:r>
+        <w:t>CourseContent parent/child hierarchy, LinkedMaterialsPanel, text selection context menu, multi-document management (add/reorder/delete sub-materials), sub-study guide generation from text selection, study guide tree API with breadcrumb navigation.</w:t>
+      </w:r>
+    </w:p>
+    <w:p>
+      <w:pPr>
+        <w:pStyle w:val="Heading3"/>
+      </w:pPr>
+      <w:r>
+        <w:t>28.12 Digital Wallet &amp; Credit System (March 10-12, §6.60) — IMPLEMENTED</w:t>
+      </w:r>
+    </w:p>
+    <w:p>
+      <w:r>
+        <w:t>Stripe PaymentIntent flow, dual credit pools (package + purchased), wallet service with debit order and idempotency, monthly credit refresh, WalletPage with PackageSelector and TransactionHistory, CreditTopUpModal with Stripe Elements.</w:t>
+      </w:r>
+    </w:p>
+    <w:p>
+      <w:pPr>
+        <w:pStyle w:val="Heading3"/>
+      </w:pPr>
+      <w:r>
+        <w:t>28.13 Streaming Study Guide Generation (March 9-10, §6.115) — IMPLEMENTED</w:t>
+      </w:r>
+    </w:p>
+    <w:p>
+      <w:r>
+        <w:t>SSE streaming endpoint, Anthropic streaming API, useStudyGuideStream hook, StreamingMarkdown renderer. Study guides stream word-by-word during generation.</w:t>
+      </w:r>
+    </w:p>
+    <w:p>
+      <w:pPr>
+        <w:pStyle w:val="Heading3"/>
+      </w:pPr>
+      <w:r>
+        <w:t>28.14 School Report Card System (March 23-26, §6.121) — IMPLEMENTED</w:t>
+      </w:r>
+    </w:p>
+    <w:p>
+      <w:r>
+        <w:t>Upload school report cards (PDF/photo), OCR extraction, AI analysis with career path insights, routing/components/tests, report date extraction, concurrent loading states.</w:t>
+      </w:r>
+    </w:p>
+    <w:p>
+      <w:pPr>
+        <w:pStyle w:val="Heading3"/>
+      </w:pPr>
+      <w:r>
+        <w:t>28.15 Pre-Launch Survey System (March 11-15, §6.102) — IMPLEMENTED</w:t>
+      </w:r>
+    </w:p>
+    <w:p>
+      <w:r>
+        <w:t>Role-specific surveys, emoji likert scale, admin analytics with Recharts/CSV export, bot protection on all public forms, sessionStorage persistence.</w:t>
+      </w:r>
+    </w:p>
+    <w:p>
+      <w:pPr>
+        <w:pStyle w:val="Heading3"/>
+      </w:pPr>
+      <w:r>
+        <w:t>28.16 Chatbot &amp; Search Enhancements (March 9-22) — IMPLEMENTED</w:t>
+      </w:r>
+    </w:p>
+    <w:p>
+      <w:r>
+        <w:t>Hybrid keyword + embedding intent classifier, global search integration, streaming SSE, Study Q&amp;A chatbot (§6.114), search parity with assignments/children entities, chatbot search scope for parents.</w:t>
+      </w:r>
+    </w:p>
+    <w:p>
+      <w:pPr>
+        <w:pStyle w:val="Heading3"/>
+      </w:pPr>
+      <w:r>
+        <w:t>28.17 Other March Features — IMPLEMENTED</w:t>
+      </w:r>
+    </w:p>
+    <w:p>
+      <w:pPr>
+        <w:pStyle w:val="ListBullet"/>
+      </w:pPr>
+      <w:r>
+        <w:t>Performance optimization across 14 issues (§6.104)</w:t>
+      </w:r>
+    </w:p>
+    <w:p>
+      <w:pPr>
+        <w:pStyle w:val="ListBullet"/>
+      </w:pPr>
+      <w:r>
+        <w:t>Document Privacy &amp; IP Protection — trust-circle access, audit logging (§6.119)</w:t>
+      </w:r>
+    </w:p>
+    <w:p>
+      <w:pPr>
+        <w:pStyle w:val="ListBullet"/>
+      </w:pPr>
+      <w:r>
+        <w:t>Course material metadata &amp; clickable popovers (§6.123)</w:t>
+      </w:r>
+    </w:p>
+    <w:p>
+      <w:pPr>
+        <w:pStyle w:val="ListBullet"/>
+      </w:pPr>
+      <w:r>
+        <w:t>Video links enhancement — AI suggestions, YouTube live search (§6.57.2)</w:t>
+      </w:r>
+    </w:p>
+    <w:p>
+      <w:pPr>
+        <w:pStyle w:val="ListBullet"/>
+      </w:pPr>
+      <w:r>
+        <w:t>User journey guide + proactive journey hints (§6.125, §6.126)</w:t>
+      </w:r>
+    </w:p>
+    <w:p>
+      <w:pPr>
+        <w:pStyle w:val="ListBullet"/>
+      </w:pPr>
+      <w:r>
+        <w:t>PWA offline mode, Google Calendar ICS import (§6.78)</w:t>
+      </w:r>
+    </w:p>
+    <w:p>
+      <w:pPr>
+        <w:pStyle w:val="ListBullet"/>
+      </w:pPr>
+      <w:r>
+        <w:t>Show/hide password toggle, bug report with screenshot</w:t>
+      </w:r>
+    </w:p>
+    <w:p>
+      <w:pPr>
+        <w:pStyle w:val="ListBullet"/>
+      </w:pPr>
+      <w:r>
+        <w:t>GCS file storage migration complete (columns dropped)</w:t>
+      </w:r>
+    </w:p>
+    <w:p>
+      <w:pPr>
+        <w:pStyle w:val="ListBullet"/>
+      </w:pPr>
+      <w:r>
+        <w:t>Mobile responsiveness for 55+ CSS files</w:t>
+      </w:r>
+    </w:p>
+    <w:p>
+      <w:pPr>
+        <w:pStyle w:val="ListBullet"/>
+      </w:pPr>
+      <w:r>
+        <w:t>Simplified upload &amp; progressive generation Phase 1-2 (§6.28.7)</w:t>
+      </w:r>
+    </w:p>
+    <w:p>
+      <w:pPr>
+        <w:pStyle w:val="Heading2"/>
+      </w:pPr>
+      <w:r>
+        <w:t>29. Future Phases</w:t>
+      </w:r>
+    </w:p>
+    <w:p>
+      <w:pPr>
+        <w:pStyle w:val="Heading3"/>
+      </w:pPr>
+      <w:r>
+        <w:t>Phase 2+: TeachAssist Integration + Polish (remaining)</w:t>
       </w:r>
     </w:p>
     <w:p>
@@ -9239,14 +10882,6 @@
       </w:pPr>
       <w:r>
         <w:t>Lottie animation loader (#424)</w:t>
-      </w:r>
-    </w:p>
-    <w:p>
-      <w:pPr>
-        <w:pStyle w:val="ListBullet"/>
-      </w:pPr>
-      <w:r>
-        <w:t>Show/hide password toggle (#420)</w:t>
       </w:r>
     </w:p>
     <w:p>
@@ -11178,92 +12813,7 @@
     <w:p/>
     <w:p>
       <w:r>
-        <w:t>This feature catalog was generated by analyzing 1,980 GitHub issues, 60+ requirement sections across 8 requirement files, design audit reports, and the full codebase architecture. It represents the complete state of ClassBridge as of March 20, 2026. Production: classbridge.ca (live since March 6, 2026). Backend tests: 1,004.</w:t>
-      </w:r>
-    </w:p>
-    <w:p>
-      <w:pPr>
-        <w:pStyle w:val="Heading2"/>
-      </w:pPr>
-      <w:r>
-        <w:t>Bug Report System (§6.115)</w:t>
-      </w:r>
-    </w:p>
-    <w:p>
-      <w:r>
-        <w:t>Status: COMPLETE | Issues: #2087, #2091, #2101, #2103, #2112, #2114</w:t>
-      </w:r>
-    </w:p>
-    <w:p>
-      <w:r>
-        <w:t>Users can report bugs directly from error dialogs or the help menu. Bug report modal captures: description, steps to reproduce, expected behavior, and optional screenshot (paste or file upload). Screenshots uploaded to GCS with signed URLs. Reports auto-create GitHub issues with full context and admin email notification. Bot protection: honeypot + 60s cooldown. Rate limit: 20/hour.</w:t>
-      </w:r>
-    </w:p>
-    <w:p>
-      <w:pPr>
-        <w:pStyle w:val="Heading2"/>
-      </w:pPr>
-      <w:r>
-        <w:t>Streaming Study Guide Generation (§6.116)</w:t>
-      </w:r>
-    </w:p>
-    <w:p>
-      <w:r>
-        <w:t>Status: IN PROGRESS | Issues: #2120-#2127 (7 issues)</w:t>
-      </w:r>
-    </w:p>
-    <w:p>
-      <w:r>
-        <w:t>ChatGPT-like streaming UX for study guide generation using Server-Sent Events (SSE). Backend: SSE streaming endpoint using Anthropic/OpenAI streaming API. Frontend: StreamingMarkdown renderer, useStudyGuideStream hook. Wired into existing study guide generation triggers.</w:t>
-      </w:r>
-    </w:p>
-    <w:p>
-      <w:pPr>
-        <w:pStyle w:val="Heading2"/>
-      </w:pPr>
-      <w:r>
-        <w:t>Study Guide Contextual Q&amp;A (§6.114)</w:t>
-      </w:r>
-    </w:p>
-    <w:p>
-      <w:r>
-        <w:t>Status: IN PROGRESS | Issues: #2056-#2063 (7 issues)</w:t>
-      </w:r>
-    </w:p>
-    <w:p>
-      <w:r>
-        <w:t>Context-aware Q&amp;A system for study guide content. Chatbot registers study guide context and provides targeted answers. Users can save Q&amp;A responses as new study guides or course materials.</w:t>
-      </w:r>
-    </w:p>
-    <w:p>
-      <w:pPr>
-        <w:pStyle w:val="Heading2"/>
-      </w:pPr>
-      <w:r>
-        <w:t>MCP Protocol Integration (§6.52)</w:t>
-      </w:r>
-    </w:p>
-    <w:p>
-      <w:r>
-        <w:t>Status: 50% IMPLEMENTED in class-bridge-phase-2 | Issues: #903-#912, #2191-#2199</w:t>
-      </w:r>
-    </w:p>
-    <w:p>
-      <w:r>
-        <w:t>Model Context Protocol server enabling AI assistants (Claude Desktop, Cursor, GitHub Copilot) to interact with ClassBridge data. Implemented: server foundation, JWT auth with 4-role RBAC, 7 study tools, 3 tutor tools, 6 student context resources, 5 import tools. Not yet: Google Classroom tools, Teacher Communication tools.</w:t>
-      </w:r>
-    </w:p>
-    <w:p>
-      <w:pPr>
-        <w:pStyle w:val="Heading2"/>
-      </w:pPr>
-      <w:r>
-        <w:t>Infrastructure Improvements (March 2026)</w:t>
-      </w:r>
-    </w:p>
-    <w:p>
-      <w:r>
-        <w:t>PostgreSQL advisory lock for migration safety. Cloud Run startup probe. GCS signed URLs for screenshots.</w:t>
+        <w:t>This feature catalog was generated by analyzing 2,930+ GitHub issues, 60+ requirement sections across 8 requirement files, design audit reports, and the full codebase architecture. It represents the complete state of ClassBridge as of April 8, 2026. Production: classbridge.ca (live since March 6, 2026). Backend tests: 1,004+. Frontend tests: 258+.</w:t>
       </w:r>
     </w:p>
     <w:sectPr>

--- a/docs/ClassBridge_Feature_Catalog.docx
+++ b/docs/ClassBridge_Feature_Catalog.docx
@@ -193,12 +193,12 @@
     </w:p>
     <w:p>
       <w:r>
-        <w:t>Version: 1.3</w:t>
-      </w:r>
-    </w:p>
-    <w:p>
-      <w:r>
-        <w:t>Date: 2026-04-08</w:t>
+        <w:t>Version: 1.4</w:t>
+      </w:r>
+    </w:p>
+    <w:p>
+      <w:r>
+        <w:t>Date: 2026-04-11</w:t>
       </w:r>
     </w:p>
     <w:p>
@@ -2379,6 +2379,146 @@
         <w:t>Components: DocumentTypeSelector, StudyGoalSelector (wired into UploadWizardStep2)</w:t>
       </w:r>
     </w:p>
+    <w:p>
+      <w:pPr>
+        <w:pStyle w:val="Heading3"/>
+      </w:pPr>
+      <w:r>
+        <w:t>3.10 Unified Template + Detection Framework — UTDF (§6.131, CB-UTDF-001)</w:t>
+      </w:r>
+    </w:p>
+    <w:p>
+      <w:r>
+        <w:t>Status: DEPLOYED (April 11, 2026) | Issues: #2948-#2961, #3019-#3030, #3068, #3085</w:t>
+      </w:r>
+    </w:p>
+    <w:p>
+      <w:r>
+        <w:t>Comprehensive upgrade to the study tools pipeline. Replaces manual document type / study goal selection with AI-powered auto-detection and streamlined UX. Adds worksheet generation as a first-class output type alongside study guides, quizzes, and flashcards.</w:t>
+      </w:r>
+    </w:p>
+    <w:p/>
+    <w:p>
+      <w:pPr>
+        <w:pStyle w:val="ListBullet"/>
+      </w:pPr>
+      <w:r>
+        <w:t>Document classification with subject detection — AI classifies uploaded materials by document type, subject, and confidence score with retry logic</w:t>
+      </w:r>
+    </w:p>
+    <w:p>
+      <w:pPr>
+        <w:pStyle w:val="ListBullet"/>
+      </w:pPr>
+      <w:r>
+        <w:t>9 named template prompts — study_guide, quiz, flashcards, worksheet_practice, worksheet_review, worksheet_test_prep, worksheet_homework, weak_area_analysis, high_level_summary, each with goal modifier integration</w:t>
+      </w:r>
+    </w:p>
+    <w:p>
+      <w:pPr>
+        <w:pStyle w:val="ListBullet"/>
+      </w:pPr>
+      <w:r>
+        <w:t>ClassificationBar — human-readable sentence UX ("This looks like Teacher Notes for Grade 10 Math") replacing raw dropdown selectors</w:t>
+      </w:r>
+    </w:p>
+    <w:p>
+      <w:pPr>
+        <w:pStyle w:val="ListBullet"/>
+      </w:pPr>
+      <w:r>
+        <w:t>Material-type suggestion chips — visual hierarchy of recommended study tools based on detected document type</w:t>
+      </w:r>
+    </w:p>
+    <w:p>
+      <w:pPr>
+        <w:pStyle w:val="ListBullet"/>
+      </w:pPr>
+      <w:r>
+        <w:t>Child inline pills — compact child selector replacing blocking modal dialog</w:t>
+      </w:r>
+    </w:p>
+    <w:p>
+      <w:pPr>
+        <w:pStyle w:val="ListBullet"/>
+      </w:pPr>
+      <w:r>
+        <w:t>Simplified classification override panel — users can correct AI classification inline</w:t>
+      </w:r>
+    </w:p>
+    <w:p>
+      <w:pPr>
+        <w:pStyle w:val="ListBullet"/>
+      </w:pPr>
+      <w:r>
+        <w:t>Worksheet generation (4 variants) — practice, review, test_prep, homework with inline viewer and print CSS</w:t>
+      </w:r>
+    </w:p>
+    <w:p>
+      <w:pPr>
+        <w:pStyle w:val="ListBullet"/>
+      </w:pPr>
+      <w:r>
+        <w:t>Answer key generation — stored in answer_key_markdown column on study_guides table</w:t>
+      </w:r>
+    </w:p>
+    <w:p>
+      <w:pPr>
+        <w:pStyle w:val="ListBullet"/>
+      </w:pPr>
+      <w:r>
+        <w:t>Weak area analysis (Claude Sonnet) — deeper pedagogical analysis using Claude Sonnet model for identifying student weak areas from test results</w:t>
+      </w:r>
+    </w:p>
+    <w:p>
+      <w:pPr>
+        <w:pStyle w:val="ListBullet"/>
+      </w:pPr>
+      <w:r>
+        <w:t>Tab consolidation — 5 primary tabs (Document, Study Guide, Quiz, Flashcards, Worksheets) + More dropdown for additional tools</w:t>
+      </w:r>
+    </w:p>
+    <w:p>
+      <w:pPr>
+        <w:pStyle w:val="ListBullet"/>
+      </w:pPr>
+      <w:r>
+        <w:t>Auto-detect-and-go UX — StudyGuideTab automatically detects material type and generates appropriate study tool without manual selection</w:t>
+      </w:r>
+    </w:p>
+    <w:p>
+      <w:pPr>
+        <w:pStyle w:val="ListBullet"/>
+      </w:pPr>
+      <w:r>
+        <w:t>Mobile ClassificationBar + chips — WebView integration for Expo mobile app</w:t>
+      </w:r>
+    </w:p>
+    <w:p>
+      <w:pPr>
+        <w:pStyle w:val="ListBullet"/>
+      </w:pPr>
+      <w:r>
+        <w:t>Variable credit deduction — check_ai_usage(cost=N) supports different credit costs per tool type</w:t>
+      </w:r>
+    </w:p>
+    <w:p>
+      <w:pPr>
+        <w:pStyle w:val="ListBullet"/>
+      </w:pPr>
+      <w:r>
+        <w:t>Admin /run-migrations endpoint — manual schema migration trigger for production deployments</w:t>
+      </w:r>
+    </w:p>
+    <w:p>
+      <w:pPr>
+        <w:pStyle w:val="ListBullet"/>
+      </w:pPr>
+      <w:r>
+        <w:t>58 new tests (27 backend + 31 frontend)</w:t>
+      </w:r>
+    </w:p>
+    <w:p/>
     <w:p>
       <w:pPr>
         <w:pStyle w:val="Heading2"/>
